--- a/public/templates/ai-scenario-dme-1119a.docx
+++ b/public/templates/ai-scenario-dme-1119a.docx
@@ -7,7 +7,7 @@
         <w:pStyle w:val="Title"/>
       </w:pPr>
       <w:r>
-        <w:t>Tài liệu tạo kịch bản AI — DME 1119A</w:t>
+        <w:t>Mẫu thông số nền — DME 1119A</w:t>
       </w:r>
     </w:p>
     <w:p>
@@ -15,7 +15,7 @@
         <w:pStyle w:val="Subtitle"/>
       </w:pPr>
       <w:r>
-        <w:t>Mẫu thông số Scenario Parameters • Có thể chỉnh sửa bằng Word</w:t>
+        <w:t>Tài liệu tham chiếu mặc định • Chỉnh sửa trực tiếp bằng Word</w:t>
       </w:r>
     </w:p>
     <w:p>
@@ -23,32 +23,47 @@
         <w:pStyle w:val="Heading1"/>
       </w:pPr>
       <w:r>
-        <w:t>Cách dùng</w:t>
+        <w:t>A. Cách dùng và nguồn</w:t>
       </w:r>
     </w:p>
     <w:p>
       <w:r>
-        <w:t>1. Điền thông tin, mục tiêu và nguồn thật. Chọn lỗi simulator đã hỗ trợ; chưa có manual thì ghi rõ chưa cung cấp nguồn kỹ thuật.</w:t>
+        <w:t>Bạn không phải viết toàn bộ kịch bản trong Word. Tài liệu này chỉ cung cấp thông số nền/tham chiếu cho đúng thiết bị DME 1119A. Có thể tải manual có lớp chữ thay cho mẫu này.</w:t>
       </w:r>
     </w:p>
     <w:p>
       <w:r>
-        <w:t>2. Ghi giá trị ban đầu và đường khôi phục bằng các dòng SET / RECOVER. Giữ đúng field ID, kiểu dữ liệu và đơn vị trong danh mục cuối tệp. Thay phần [nội dung] rồi xóa dòng trống, ví dụ hoặc tham số không dùng.</w:t>
+        <w:t>Điền giá trị có nguồn trong cột Giá trị tài liệu, kèm tên tài liệu/phiên bản và Nguồn/trang. Để trống khi chưa biết hoặc không áp dụng; ô trống không có nghĩa là 0, không tắt tính năng và không yêu cầu AI tự đoán.</w:t>
       </w:r>
     </w:p>
     <w:p>
       <w:r>
-        <w:t>3. Không trộn nhiều tình huống không liên quan. Không yêu cầu thay đổi công thức, phần cứng, quyền bảo mật hoặc tiêu chí nhằm bỏ qua lỗi.</w:t>
+        <w:t>Mặc định mô phỏng là giá trị từ biểu mẫu native, chỉ để đối chiếu; không phải yêu cầu sửa và không phải thông số danh định được nhà sản xuất xác nhận. Giới hạn/lựa chọn lấy từ cùng biểu mẫu; nơi chưa có khoảng số phải đối chiếu nguồn, không tự đặt giới hạn.</w:t>
       </w:r>
     </w:p>
     <w:p>
       <w:r>
-        <w:t>4. Lưu .docx và đính kèm trong modal tạo kịch bản AI. Tên và mô tả ngắn vẫn nhập trong modal. Giám khảo kiểm tra toàn bộ cấu hình trong simulator trước khi đưa vào thư viện.</w:t>
+        <w:t>Tải tệp lên modal để AI chuẩn hóa giá trị nền, kiểm tra nguồn/thiếu dữ liệu/mâu thuẫn và đề xuất thay đổi. Sau đó xem các trường đã điền, sửa nếu cần và xác nhận từng bước trong trình hướng dẫn. Tải lên không tự tạo kịch bản hoặc đổi mặc định chung.</w:t>
       </w:r>
     </w:p>
     <w:p>
       <w:r>
-        <w:t>Mẫu này là quy ước soạn bài đào tạo, không phải manual nhà sản xuất. Chỉ số là cài đặt mô phỏng, không phải chứng nhận thiết bị thật. Không gửi bí mật hoặc bài làm học viên. PDF scan cần OCR trước khi tải lên.</w:t>
+        <w:t>Chỉ cột Giá trị tài liệu do bạn điền mới là dữ liệu đề xuất từ tài liệu. Hướng dẫn, dòng trống, ví dụ và cột mặc định là nội dung tham khảo, không phải dữ liệu lỗi/khôi phục.</w:t>
+      </w:r>
+    </w:p>
+    <w:p>
+      <w:r>
+        <w:t>Mẫu đào tạo này không phải manual nhà sản xuất. Không đưa bí mật, mật khẩu, thông tin đăng nhập hoặc bài làm học viên vào tệp. Chỉ dùng số liệu mô phỏng hoặc tài liệu được phép chia sẻ.</w:t>
+      </w:r>
+    </w:p>
+    <w:p>
+      <w:r>
+        <w:t>Nguồn chung (tên/phiên bản tài liệu): ______. Trang/đoạn: ______. Nếu chưa có: ghi Chưa cung cấp nguồn kỹ thuật. Nguồn riêng ở từng dòng được ưu tiên.</w:t>
+      </w:r>
+    </w:p>
+    <w:p>
+      <w:r>
+        <w:t>Ví dụ cách điền — minh họa cách ghi nguồn, không phải yêu cầu: chép một giá trị đã kiểm chứng vào cột Giá trị tài liệu, rồi ghi tên tài liệu và trang tương ứng; không sao chép ví dụ làm số liệu của thiết bị.</w:t>
       </w:r>
     </w:p>
     <w:p>
@@ -56,497 +71,3983 @@
         <w:pStyle w:val="Heading1"/>
       </w:pPr>
       <w:r>
-        <w:t>A. Thông tin và mục tiêu</w:t>
+        <w:t>B. Thông số nền có thể chỉnh sửa</w:t>
       </w:r>
     </w:p>
     <w:p>
       <w:r>
-        <w:t>Thiết bị: DME 1119A</w:t>
-      </w:r>
-    </w:p>
-    <w:p>
-      <w:r>
-        <w:t>Tên kịch bản: [nội dung]</w:t>
-      </w:r>
-    </w:p>
-    <w:p>
-      <w:r>
-        <w:t>Độ khó: [cơ bản / trung bình / nâng cao]</w:t>
-      </w:r>
-    </w:p>
-    <w:p>
-      <w:r>
-        <w:t>Mục tiêu và triệu chứng cần xuất hiện: [nội dung]</w:t>
-      </w:r>
-    </w:p>
-    <w:p>
-      <w:r>
-        <w:t>Tên / phiên bản tài liệu, trang và đoạn trích chính xác: [nội dung; hoặc Chưa cung cấp nguồn kỹ thuật]</w:t>
-      </w:r>
-    </w:p>
-    <w:p>
-      <w:r>
-        <w:t>Loại bài: [hiệu chỉnh tham số / chẩn đoán phần cứng bản địa / thao tác terminal bản địa]</w:t>
+        <w:t>Mỗi dòng giữ tên trường của biểu mẫu. Giữ đúng đơn vị; không tự chuyển đổi. Khi một nhóm có nhiều máy/kênh, đối chiếu đúng TX/MON hoặc cảm biến trước khi xác nhận.</w:t>
       </w:r>
     </w:p>
     <w:p>
       <w:pPr>
-        <w:pStyle w:val="Heading1"/>
+        <w:pStyle w:val="Heading2"/>
       </w:pPr>
       <w:r>
-        <w:t>B. Cấu hình phải đi kèm kịch bản</w:t>
-      </w:r>
-    </w:p>
-    <w:p>
-      <w:r>
-        <w:t>Không chỉ mô tả bằng văn: ghi chính xác từng trường, giá trị đầu bài, đơn vị, giá trị đích và nguồn. Một giá trị = một dòng. Boolean dùng true/false, số không có dấu phân cách hàng nghìn, dùng dấu chấm thập phân. Enum giữ nguyên token; không đổi đơn vị.</w:t>
-      </w:r>
-    </w:p>
-    <w:p>
-      <w:r>
-        <w:t>Mẫu cú pháp ban đầu (không phải yêu cầu): SET [field ID từ danh mục] = [giá trị đầu bài và đơn vị nếu có]</w:t>
-      </w:r>
-    </w:p>
-    <w:p>
-      <w:r>
-        <w:t>Mẫu cú pháp khôi phục (không phải yêu cầu): RECOVER [field ID được phép khôi phục] = [giá trị đích và đơn vị nếu có]</w:t>
-      </w:r>
-    </w:p>
-    <w:p>
-      <w:r>
-        <w:t>Trạng thái khởi động: [máy chính, Local/Bypass hoặc trạng thái native tương ứng; không suy diễn field không có]</w:t>
-      </w:r>
-    </w:p>
-    <w:p>
-      <w:r>
-        <w:t>Lỗi/triệu chứng: [fault đang hỗ trợ hoặc tham số tạo sai lệch; phân biệt cài đặt với số đo do engine tính]</w:t>
-      </w:r>
-    </w:p>
-    <w:p>
-      <w:r>
-        <w:t>Điều kiện đạt: [tiêu chí native phải đạt; không tắt tiêu chí chỉ để bài có thể hoàn tất]</w:t>
-      </w:r>
-    </w:p>
-    <w:p>
-      <w:r>
-        <w:t>Quyền sửa: [trường cần cho phép học viên thay đổi; không cấp quyền cho field chỉ giám khảo / bảo mật]</w:t>
-      </w:r>
-    </w:p>
-    <w:p>
-      <w:r>
-        <w:t>Chẩn đoán: [checkpoint, lệnh và đúng vị trí phần cứng theo bài native; không tự đặt ID hoặc menu]</w:t>
-      </w:r>
-    </w:p>
-    <w:p>
-      <w:r>
-        <w:t>Thông tin còn thiếu / yêu cầu không được thay thế: [nội dung]</w:t>
-      </w:r>
-    </w:p>
-    <w:p>
-      <w:pPr>
-        <w:pStyle w:val="Heading1"/>
-      </w:pPr>
-      <w:r>
-        <w:t>C. Ví dụ có chỉ số — xóa nếu không dùng</w:t>
-      </w:r>
-    </w:p>
-    <w:p>
-      <w:r>
-        <w:t>Ví dụ đào tạo dùng scaffold tx1-delay-drift với các giá trị nêu rõ dưới đây; engine hiện có đã kiểm tra đường xử lý. Không phải thông số nhà sản xuất.</w:t>
-      </w:r>
-    </w:p>
-    <w:p>
-      <w:r>
-        <w:t>SET configuration.txConfigNominal.rtcParameters.replyDelayOffset = 0.17 us</w:t>
-      </w:r>
-    </w:p>
-    <w:p>
-      <w:r>
-        <w:t>RECOVER configuration.txConfigNominal.rtcParameters.replyDelayOffset = -0.6 us</w:t>
-      </w:r>
-    </w:p>
-    <w:p>
-      <w:r>
-        <w:t>RECOVER startPolicy.integralMonitorBypassed = false</w:t>
-      </w:r>
-    </w:p>
-    <w:p>
-      <w:r>
-        <w:t>RECOVER startPolicy.standbyMonitorBypassed = false</w:t>
-      </w:r>
-    </w:p>
-    <w:p>
-      <w:r>
-        <w:t>Căn cứ: ví dụ đào tạo từ khả năng và ràng buộc của simulator, chưa cung cấp manual kỹ thuật riêng. Không gọi đây là thông số tiêu chuẩn của thiết bị thật.</w:t>
-      </w:r>
-    </w:p>
-    <w:p>
-      <w:pPr>
-        <w:pStyle w:val="Heading1"/>
-      </w:pPr>
-      <w:r>
-        <w:t>D. Danh mục trường cho tình huống mẫu</w:t>
-      </w:r>
-    </w:p>
-    <w:p>
-      <w:r>
-        <w:t>Danh mục này thuộc scaffold tx1-delay-drift. Các trường khác phụ thuộc thiết bị và loại lỗi; không tự đoán đường dẫn JSON. Trường không liệt kê hoặc ngoài giới hạn sẽ bị từ chối, không âm thầm bỏ qua. Giá trị không nêu rõ được giữ từ cấu hình nền; phải kiểm tra trong Scenario Parameters.</w:t>
+        <w:t>Channel assignment</w:t>
       </w:r>
     </w:p>
     <w:tbl>
       <w:tblPr>
         <w:tblStyle w:val="TableGrid"/>
         <w:tblW w:type="auto" w:w="0"/>
+        <w:tblLayout w:type="fixed"/>
         <w:tblLook w:firstColumn="1" w:firstRow="1" w:lastColumn="0" w:lastRow="0" w:noHBand="0" w:noVBand="1" w:val="04A0"/>
       </w:tblPr>
       <w:tblGrid>
-        <w:gridCol w:w="2556"/>
-        <w:gridCol w:w="2556"/>
-        <w:gridCol w:w="2556"/>
-        <w:gridCol w:w="2556"/>
+        <w:gridCol w:w="5472"/>
+        <w:gridCol w:w="1656"/>
+        <w:gridCol w:w="2736"/>
       </w:tblGrid>
       <w:tr>
+        <w:trPr>
+          <w:tblHeader/>
+        </w:trPr>
         <w:tc>
           <w:tcPr>
-            <w:tcW w:type="dxa" w:w="2556"/>
+            <w:tcW w:type="dxa" w:w="5472"/>
           </w:tcPr>
           <w:p>
             <w:r>
-              <w:t>Field ID / tên</w:t>
+              <w:rPr>
+                <w:b/>
+              </w:rPr>
+              <w:t>Thông số / đơn vị / giới hạn</w:t>
             </w:r>
           </w:p>
         </w:tc>
         <w:tc>
           <w:tcPr>
-            <w:tcW w:type="dxa" w:w="2556"/>
+            <w:tcW w:type="dxa" w:w="1656"/>
           </w:tcPr>
           <w:p>
             <w:r>
-              <w:t>Kiểu / đơn vị</w:t>
+              <w:rPr>
+                <w:b/>
+              </w:rPr>
+              <w:t>Mặc định mô phỏng</w:t>
             </w:r>
           </w:p>
         </w:tc>
         <w:tc>
           <w:tcPr>
-            <w:tcW w:type="dxa" w:w="2556"/>
+            <w:tcW w:type="dxa" w:w="2736"/>
           </w:tcPr>
           <w:p>
             <w:r>
-              <w:t>Giới hạn / lựa chọn</w:t>
-            </w:r>
-          </w:p>
-        </w:tc>
-        <w:tc>
-          <w:tcPr>
-            <w:tcW w:type="dxa" w:w="2556"/>
-          </w:tcPr>
-          <w:p>
-            <w:r>
-              <w:t>Khôi phục?</w:t>
-            </w:r>
-          </w:p>
-        </w:tc>
-      </w:tr>
-      <w:tr>
-        <w:tc>
-          <w:tcPr>
-            <w:tcW w:type="dxa" w:w="2556"/>
-          </w:tcPr>
-          <w:p>
-            <w:r>
-              <w:t>configuration.txConfigNominal.rtcParameters.replyDelayOffset</w:t>
-              <w:br/>
-              <w:t>Reply delay offset</w:t>
-            </w:r>
-          </w:p>
-        </w:tc>
-        <w:tc>
-          <w:tcPr>
-            <w:tcW w:type="dxa" w:w="2556"/>
-          </w:tcPr>
-          <w:p>
-            <w:r>
-              <w:t>number / us</w:t>
-            </w:r>
-          </w:p>
-        </w:tc>
-        <w:tc>
-          <w:tcPr>
-            <w:tcW w:type="dxa" w:w="2556"/>
-          </w:tcPr>
-          <w:p>
-            <w:r>
-              <w:t>min -100 · max 100 · bước 0.01</w:t>
-            </w:r>
-          </w:p>
-        </w:tc>
-        <w:tc>
-          <w:tcPr>
-            <w:tcW w:type="dxa" w:w="2556"/>
-          </w:tcPr>
-          <w:p>
-            <w:r>
-              <w:t>Có</w:t>
-            </w:r>
-          </w:p>
-        </w:tc>
-      </w:tr>
-      <w:tr>
-        <w:tc>
-          <w:tcPr>
-            <w:tcW w:type="dxa" w:w="2556"/>
-          </w:tcPr>
-          <w:p>
-            <w:r>
-              <w:t>startPolicy.mainTransmitterId</w:t>
-              <w:br/>
-              <w:t>mainTransmitterId</w:t>
-            </w:r>
-          </w:p>
-        </w:tc>
-        <w:tc>
-          <w:tcPr>
-            <w:tcW w:type="dxa" w:w="2556"/>
-          </w:tcPr>
-          <w:p>
-            <w:r>
-              <w:t>enum</w:t>
-            </w:r>
-          </w:p>
-        </w:tc>
-        <w:tc>
-          <w:tcPr>
-            <w:tcW w:type="dxa" w:w="2556"/>
-          </w:tcPr>
-          <w:p>
-            <w:r>
-              <w:t>tx1, tx2</w:t>
-            </w:r>
-          </w:p>
-        </w:tc>
-        <w:tc>
-          <w:tcPr>
-            <w:tcW w:type="dxa" w:w="2556"/>
-          </w:tcPr>
-          <w:p>
-            <w:r>
-              <w:t>Có</w:t>
-            </w:r>
-          </w:p>
-        </w:tc>
-      </w:tr>
-      <w:tr>
-        <w:tc>
-          <w:tcPr>
-            <w:tcW w:type="dxa" w:w="2556"/>
-          </w:tcPr>
-          <w:p>
-            <w:r>
-              <w:t>startPolicy.startLocal</w:t>
-              <w:br/>
-              <w:t>startLocal</w:t>
-            </w:r>
-          </w:p>
-        </w:tc>
-        <w:tc>
-          <w:tcPr>
-            <w:tcW w:type="dxa" w:w="2556"/>
-          </w:tcPr>
-          <w:p>
-            <w:r>
-              <w:t>boolean</w:t>
-            </w:r>
-          </w:p>
-        </w:tc>
-        <w:tc>
-          <w:tcPr>
-            <w:tcW w:type="dxa" w:w="2556"/>
-          </w:tcPr>
-          <w:p>
-            <w:r>
-              <w:t>Theo validator native</w:t>
-            </w:r>
-          </w:p>
-        </w:tc>
-        <w:tc>
-          <w:tcPr>
-            <w:tcW w:type="dxa" w:w="2556"/>
-          </w:tcPr>
-          <w:p>
-            <w:r>
-              <w:t>Có</w:t>
-            </w:r>
-          </w:p>
-        </w:tc>
-      </w:tr>
-      <w:tr>
-        <w:tc>
-          <w:tcPr>
-            <w:tcW w:type="dxa" w:w="2556"/>
-          </w:tcPr>
-          <w:p>
-            <w:r>
-              <w:t>startPolicy.integralMonitorBypassed</w:t>
-              <w:br/>
-              <w:t>integralMonitorBypassed</w:t>
-            </w:r>
-          </w:p>
-        </w:tc>
-        <w:tc>
-          <w:tcPr>
-            <w:tcW w:type="dxa" w:w="2556"/>
-          </w:tcPr>
-          <w:p>
-            <w:r>
-              <w:t>boolean</w:t>
-            </w:r>
-          </w:p>
-        </w:tc>
-        <w:tc>
-          <w:tcPr>
-            <w:tcW w:type="dxa" w:w="2556"/>
-          </w:tcPr>
-          <w:p>
-            <w:r>
-              <w:t>Theo validator native</w:t>
-            </w:r>
-          </w:p>
-        </w:tc>
-        <w:tc>
-          <w:tcPr>
-            <w:tcW w:type="dxa" w:w="2556"/>
-          </w:tcPr>
-          <w:p>
-            <w:r>
-              <w:t>Có</w:t>
-            </w:r>
-          </w:p>
-        </w:tc>
-      </w:tr>
-      <w:tr>
-        <w:tc>
-          <w:tcPr>
-            <w:tcW w:type="dxa" w:w="2556"/>
-          </w:tcPr>
-          <w:p>
-            <w:r>
-              <w:t>startPolicy.standbyMonitorBypassed</w:t>
-              <w:br/>
-              <w:t>standbyMonitorBypassed</w:t>
-            </w:r>
-          </w:p>
-        </w:tc>
-        <w:tc>
-          <w:tcPr>
-            <w:tcW w:type="dxa" w:w="2556"/>
-          </w:tcPr>
-          <w:p>
-            <w:r>
-              <w:t>boolean</w:t>
-            </w:r>
-          </w:p>
-        </w:tc>
-        <w:tc>
-          <w:tcPr>
-            <w:tcW w:type="dxa" w:w="2556"/>
-          </w:tcPr>
-          <w:p>
-            <w:r>
-              <w:t>Theo validator native</w:t>
-            </w:r>
-          </w:p>
-        </w:tc>
-        <w:tc>
-          <w:tcPr>
-            <w:tcW w:type="dxa" w:w="2556"/>
-          </w:tcPr>
-          <w:p>
-            <w:r>
-              <w:t>Có</w:t>
-            </w:r>
-          </w:p>
-        </w:tc>
-      </w:tr>
-      <w:tr>
-        <w:tc>
-          <w:tcPr>
-            <w:tcW w:type="dxa" w:w="2556"/>
-          </w:tcPr>
-          <w:p>
-            <w:r>
-              <w:t>startPolicy.identMode</w:t>
-              <w:br/>
-              <w:t>identMode</w:t>
-            </w:r>
-          </w:p>
-        </w:tc>
-        <w:tc>
-          <w:tcPr>
-            <w:tcW w:type="dxa" w:w="2556"/>
-          </w:tcPr>
-          <w:p>
-            <w:r>
-              <w:t>enum</w:t>
-            </w:r>
-          </w:p>
-        </w:tc>
-        <w:tc>
-          <w:tcPr>
-            <w:tcW w:type="dxa" w:w="2556"/>
-          </w:tcPr>
-          <w:p>
-            <w:r>
-              <w:t>normal, off, continuous</w:t>
-            </w:r>
-          </w:p>
-        </w:tc>
-        <w:tc>
-          <w:tcPr>
-            <w:tcW w:type="dxa" w:w="2556"/>
-          </w:tcPr>
-          <w:p>
-            <w:r>
-              <w:t>Không</w:t>
+              <w:rPr>
+                <w:b/>
+              </w:rPr>
+              <w:t>Giá trị tài liệu / Nguồn/trang</w:t>
+            </w:r>
+          </w:p>
+        </w:tc>
+      </w:tr>
+      <w:tr>
+        <w:tc>
+          <w:p>
+            <w:r>
+              <w:t>Channel type · Chọn: X; Y</w:t>
+            </w:r>
+          </w:p>
+        </w:tc>
+        <w:tc>
+          <w:p>
+            <w:r>
+              <w:t>X</w:t>
+            </w:r>
+          </w:p>
+        </w:tc>
+        <w:tc>
+          <w:p>
+            <w:r>
+              <w:t>Giá trị: ______; Nguồn/trang: ______</w:t>
+            </w:r>
+          </w:p>
+        </w:tc>
+      </w:tr>
+      <w:tr>
+        <w:tc>
+          <w:p>
+            <w:r>
+              <w:t>Channel number · ≥ 1 · ≤ 126</w:t>
+            </w:r>
+          </w:p>
+        </w:tc>
+        <w:tc>
+          <w:p>
+            <w:r>
+              <w:t>117</w:t>
+            </w:r>
+          </w:p>
+        </w:tc>
+        <w:tc>
+          <w:p>
+            <w:r>
+              <w:t>Giá trị: ______; Nguồn/trang: ______</w:t>
             </w:r>
           </w:p>
         </w:tc>
       </w:tr>
     </w:tbl>
     <w:p>
+      <w:pPr>
+        <w:pStyle w:val="Heading2"/>
+      </w:pPr>
       <w:r>
-        <w:t>Kiểm tra tự động chỉ xác minh trong mô hình hiện có. Bài chẩn đoán phần cứng có thể hoàn thành kết luận dù cảnh báo chưa hết; replay terminal không chứng minh sensor ngoài thực tế phục hồi. Không tự xuất bản hoặc chấm điểm chính thức bằng tính năng này.</w:t>
+        <w:t>Station equipment</w:t>
+      </w:r>
+    </w:p>
+    <w:tbl>
+      <w:tblPr>
+        <w:tblStyle w:val="TableGrid"/>
+        <w:tblW w:type="auto" w:w="0"/>
+        <w:tblLayout w:type="fixed"/>
+        <w:tblLook w:firstColumn="1" w:firstRow="1" w:lastColumn="0" w:lastRow="0" w:noHBand="0" w:noVBand="1" w:val="04A0"/>
+      </w:tblPr>
+      <w:tblGrid>
+        <w:gridCol w:w="5472"/>
+        <w:gridCol w:w="1656"/>
+        <w:gridCol w:w="2736"/>
+      </w:tblGrid>
+      <w:tr>
+        <w:trPr>
+          <w:tblHeader/>
+        </w:trPr>
+        <w:tc>
+          <w:tcPr>
+            <w:tcW w:type="dxa" w:w="5472"/>
+          </w:tcPr>
+          <w:p>
+            <w:r>
+              <w:rPr>
+                <w:b/>
+              </w:rPr>
+              <w:t>Thông số / đơn vị / giới hạn</w:t>
+            </w:r>
+          </w:p>
+        </w:tc>
+        <w:tc>
+          <w:tcPr>
+            <w:tcW w:type="dxa" w:w="1656"/>
+          </w:tcPr>
+          <w:p>
+            <w:r>
+              <w:rPr>
+                <w:b/>
+              </w:rPr>
+              <w:t>Mặc định mô phỏng</w:t>
+            </w:r>
+          </w:p>
+        </w:tc>
+        <w:tc>
+          <w:tcPr>
+            <w:tcW w:type="dxa" w:w="2736"/>
+          </w:tcPr>
+          <w:p>
+            <w:r>
+              <w:rPr>
+                <w:b/>
+              </w:rPr>
+              <w:t>Giá trị tài liệu / Nguồn/trang</w:t>
+            </w:r>
+          </w:p>
+        </w:tc>
+      </w:tr>
+      <w:tr>
+        <w:tc>
+          <w:p>
+            <w:r>
+              <w:t>Station power · Chọn: Low Power; High Power</w:t>
+            </w:r>
+          </w:p>
+        </w:tc>
+        <w:tc>
+          <w:p>
+            <w:r>
+              <w:t>High Power</w:t>
+            </w:r>
+          </w:p>
+        </w:tc>
+        <w:tc>
+          <w:p>
+            <w:r>
+              <w:t>Giá trị: ______; Nguồn/trang: ______</w:t>
+            </w:r>
+          </w:p>
+        </w:tc>
+      </w:tr>
+      <w:tr>
+        <w:tc>
+          <w:p>
+            <w:r>
+              <w:t>Transmitters · Chọn: Single Transmitter; Dual Transmitters</w:t>
+            </w:r>
+          </w:p>
+        </w:tc>
+        <w:tc>
+          <w:p>
+            <w:r>
+              <w:t>Dual Transmitters</w:t>
+            </w:r>
+          </w:p>
+        </w:tc>
+        <w:tc>
+          <w:p>
+            <w:r>
+              <w:t>Giá trị: ______; Nguồn/trang: ______</w:t>
+            </w:r>
+          </w:p>
+        </w:tc>
+      </w:tr>
+      <w:tr>
+        <w:tc>
+          <w:p>
+            <w:r>
+              <w:t>Monitors · Chọn: Single Monitor; Dual Monitors</w:t>
+            </w:r>
+          </w:p>
+        </w:tc>
+        <w:tc>
+          <w:p>
+            <w:r>
+              <w:t>Dual Monitors</w:t>
+            </w:r>
+          </w:p>
+        </w:tc>
+        <w:tc>
+          <w:p>
+            <w:r>
+              <w:t>Giá trị: ______; Nguồn/trang: ______</w:t>
+            </w:r>
+          </w:p>
+        </w:tc>
+      </w:tr>
+      <w:tr>
+        <w:tc>
+          <w:p>
+            <w:r>
+              <w:t>Hot standby · Bật / Tắt</w:t>
+            </w:r>
+          </w:p>
+        </w:tc>
+        <w:tc>
+          <w:p>
+            <w:r>
+              <w:t>Bật</w:t>
+            </w:r>
+          </w:p>
+        </w:tc>
+        <w:tc>
+          <w:p>
+            <w:r>
+              <w:t>Giá trị: ______; Nguồn/trang: ______</w:t>
+            </w:r>
+          </w:p>
+        </w:tc>
+      </w:tr>
+      <w:tr>
+        <w:tc>
+          <w:p>
+            <w:r>
+              <w:t>Station description</w:t>
+            </w:r>
+          </w:p>
+        </w:tc>
+        <w:tc>
+          <w:p>
+            <w:r>
+              <w:t>TST</w:t>
+            </w:r>
+          </w:p>
+        </w:tc>
+        <w:tc>
+          <w:p>
+            <w:r>
+              <w:t>Giá trị: ______; Nguồn/trang: ______</w:t>
+            </w:r>
+          </w:p>
+        </w:tc>
+      </w:tr>
+    </w:tbl>
+    <w:p>
+      <w:pPr>
+        <w:pStyle w:val="Heading2"/>
+      </w:pPr>
+      <w:r>
+        <w:t>Equipment selection</w:t>
+      </w:r>
+    </w:p>
+    <w:tbl>
+      <w:tblPr>
+        <w:tblStyle w:val="TableGrid"/>
+        <w:tblW w:type="auto" w:w="0"/>
+        <w:tblLayout w:type="fixed"/>
+        <w:tblLook w:firstColumn="1" w:firstRow="1" w:lastColumn="0" w:lastRow="0" w:noHBand="0" w:noVBand="1" w:val="04A0"/>
+      </w:tblPr>
+      <w:tblGrid>
+        <w:gridCol w:w="5472"/>
+        <w:gridCol w:w="1656"/>
+        <w:gridCol w:w="2736"/>
+      </w:tblGrid>
+      <w:tr>
+        <w:trPr>
+          <w:tblHeader/>
+        </w:trPr>
+        <w:tc>
+          <w:tcPr>
+            <w:tcW w:type="dxa" w:w="5472"/>
+          </w:tcPr>
+          <w:p>
+            <w:r>
+              <w:rPr>
+                <w:b/>
+              </w:rPr>
+              <w:t>Thông số / đơn vị / giới hạn</w:t>
+            </w:r>
+          </w:p>
+        </w:tc>
+        <w:tc>
+          <w:tcPr>
+            <w:tcW w:type="dxa" w:w="1656"/>
+          </w:tcPr>
+          <w:p>
+            <w:r>
+              <w:rPr>
+                <w:b/>
+              </w:rPr>
+              <w:t>Mặc định mô phỏng</w:t>
+            </w:r>
+          </w:p>
+        </w:tc>
+        <w:tc>
+          <w:tcPr>
+            <w:tcW w:type="dxa" w:w="2736"/>
+          </w:tcPr>
+          <w:p>
+            <w:r>
+              <w:rPr>
+                <w:b/>
+              </w:rPr>
+              <w:t>Giá trị tài liệu / Nguồn/trang</w:t>
+            </w:r>
+          </w:p>
+        </w:tc>
+      </w:tr>
+      <w:tr>
+        <w:tc>
+          <w:p>
+            <w:r>
+              <w:t>Monitor 1 enabled · Bật / Tắt</w:t>
+            </w:r>
+          </w:p>
+        </w:tc>
+        <w:tc>
+          <w:p>
+            <w:r>
+              <w:t>Bật</w:t>
+            </w:r>
+          </w:p>
+        </w:tc>
+        <w:tc>
+          <w:p>
+            <w:r>
+              <w:t>Giá trị: ______; Nguồn/trang: ______</w:t>
+            </w:r>
+          </w:p>
+        </w:tc>
+      </w:tr>
+      <w:tr>
+        <w:tc>
+          <w:p>
+            <w:r>
+              <w:t>Monitor 2 enabled · Bật / Tắt</w:t>
+            </w:r>
+          </w:p>
+        </w:tc>
+        <w:tc>
+          <w:p>
+            <w:r>
+              <w:t>Bật</w:t>
+            </w:r>
+          </w:p>
+        </w:tc>
+        <w:tc>
+          <w:p>
+            <w:r>
+              <w:t>Giá trị: ______; Nguồn/trang: ______</w:t>
+            </w:r>
+          </w:p>
+        </w:tc>
+      </w:tr>
+    </w:tbl>
+    <w:p>
+      <w:pPr>
+        <w:pStyle w:val="Heading2"/>
+      </w:pPr>
+      <w:r>
+        <w:t>Monitor control</w:t>
+      </w:r>
+    </w:p>
+    <w:tbl>
+      <w:tblPr>
+        <w:tblStyle w:val="TableGrid"/>
+        <w:tblW w:type="auto" w:w="0"/>
+        <w:tblLayout w:type="fixed"/>
+        <w:tblLook w:firstColumn="1" w:firstRow="1" w:lastColumn="0" w:lastRow="0" w:noHBand="0" w:noVBand="1" w:val="04A0"/>
+      </w:tblPr>
+      <w:tblGrid>
+        <w:gridCol w:w="5472"/>
+        <w:gridCol w:w="1656"/>
+        <w:gridCol w:w="2736"/>
+      </w:tblGrid>
+      <w:tr>
+        <w:trPr>
+          <w:tblHeader/>
+        </w:trPr>
+        <w:tc>
+          <w:tcPr>
+            <w:tcW w:type="dxa" w:w="5472"/>
+          </w:tcPr>
+          <w:p>
+            <w:r>
+              <w:rPr>
+                <w:b/>
+              </w:rPr>
+              <w:t>Thông số / đơn vị / giới hạn</w:t>
+            </w:r>
+          </w:p>
+        </w:tc>
+        <w:tc>
+          <w:tcPr>
+            <w:tcW w:type="dxa" w:w="1656"/>
+          </w:tcPr>
+          <w:p>
+            <w:r>
+              <w:rPr>
+                <w:b/>
+              </w:rPr>
+              <w:t>Mặc định mô phỏng</w:t>
+            </w:r>
+          </w:p>
+        </w:tc>
+        <w:tc>
+          <w:tcPr>
+            <w:tcW w:type="dxa" w:w="2736"/>
+          </w:tcPr>
+          <w:p>
+            <w:r>
+              <w:rPr>
+                <w:b/>
+              </w:rPr>
+              <w:t>Giá trị tài liệu / Nguồn/trang</w:t>
+            </w:r>
+          </w:p>
+        </w:tc>
+      </w:tr>
+      <w:tr>
+        <w:tc>
+          <w:p>
+            <w:r>
+              <w:t>Integral shutdown delay · Đơn vị: s · ≥ 0 · ≤ 600</w:t>
+            </w:r>
+          </w:p>
+        </w:tc>
+        <w:tc>
+          <w:p>
+            <w:r>
+              <w:t>7</w:t>
+            </w:r>
+          </w:p>
+        </w:tc>
+        <w:tc>
+          <w:p>
+            <w:r>
+              <w:t>Giá trị: ______; Nguồn/trang: ______</w:t>
+            </w:r>
+          </w:p>
+        </w:tc>
+      </w:tr>
+      <w:tr>
+        <w:tc>
+          <w:p>
+            <w:r>
+              <w:t>Standby shutdown delay · Đơn vị: s · ≥ 0 · ≤ 600</w:t>
+            </w:r>
+          </w:p>
+        </w:tc>
+        <w:tc>
+          <w:p>
+            <w:r>
+              <w:t>7</w:t>
+            </w:r>
+          </w:p>
+        </w:tc>
+        <w:tc>
+          <w:p>
+            <w:r>
+              <w:t>Giá trị: ______; Nguồn/trang: ______</w:t>
+            </w:r>
+          </w:p>
+        </w:tc>
+      </w:tr>
+      <w:tr>
+        <w:tc>
+          <w:p>
+            <w:r>
+              <w:t>Continuous ident timer · Đơn vị: s · ≥ 0 · ≤ 600</w:t>
+            </w:r>
+          </w:p>
+        </w:tc>
+        <w:tc>
+          <w:p>
+            <w:r>
+              <w:t>5</w:t>
+            </w:r>
+          </w:p>
+        </w:tc>
+        <w:tc>
+          <w:p>
+            <w:r>
+              <w:t>Giá trị: ______; Nguồn/trang: ______</w:t>
+            </w:r>
+          </w:p>
+        </w:tc>
+      </w:tr>
+      <w:tr>
+        <w:tc>
+          <w:p>
+            <w:r>
+              <w:t>No ident timer · Đơn vị: s · ≥ 0 · ≤ 600</w:t>
+            </w:r>
+          </w:p>
+        </w:tc>
+        <w:tc>
+          <w:p>
+            <w:r>
+              <w:t>65</w:t>
+            </w:r>
+          </w:p>
+        </w:tc>
+        <w:tc>
+          <w:p>
+            <w:r>
+              <w:t>Giá trị: ______; Nguồn/trang: ______</w:t>
+            </w:r>
+          </w:p>
+        </w:tc>
+      </w:tr>
+      <w:tr>
+        <w:tc>
+          <w:p>
+            <w:r>
+              <w:t>Efficiency certification · Đơn vị: % · ≥ 0 · ≤ 100</w:t>
+            </w:r>
+          </w:p>
+        </w:tc>
+        <w:tc>
+          <w:p>
+            <w:r>
+              <w:t>70</w:t>
+            </w:r>
+          </w:p>
+        </w:tc>
+        <w:tc>
+          <w:p>
+            <w:r>
+              <w:t>Giá trị: ______; Nguồn/trang: ______</w:t>
+            </w:r>
+          </w:p>
+        </w:tc>
+      </w:tr>
+      <w:tr>
+        <w:tc>
+          <w:p>
+            <w:r>
+              <w:t>Monitor 1 reply attenuation · Đơn vị: dB · ≥ 0 · ≤ 100</w:t>
+            </w:r>
+          </w:p>
+        </w:tc>
+        <w:tc>
+          <w:p>
+            <w:r>
+              <w:t>22</w:t>
+            </w:r>
+          </w:p>
+        </w:tc>
+        <w:tc>
+          <w:p>
+            <w:r>
+              <w:t>Giá trị: ______; Nguồn/trang: ______</w:t>
+            </w:r>
+          </w:p>
+        </w:tc>
+      </w:tr>
+      <w:tr>
+        <w:tc>
+          <w:p>
+            <w:r>
+              <w:t>Monitor 2 reply attenuation · Đơn vị: dB · ≥ 0 · ≤ 100</w:t>
+            </w:r>
+          </w:p>
+        </w:tc>
+        <w:tc>
+          <w:p>
+            <w:r>
+              <w:t>22</w:t>
+            </w:r>
+          </w:p>
+        </w:tc>
+        <w:tc>
+          <w:p>
+            <w:r>
+              <w:t>Giá trị: ______; Nguồn/trang: ______</w:t>
+            </w:r>
+          </w:p>
+        </w:tc>
+      </w:tr>
+      <w:tr>
+        <w:tc>
+          <w:p>
+            <w:r>
+              <w:t>Directional coupler loss · Đơn vị: dB · ≥ -500 · ≤ 0</w:t>
+            </w:r>
+          </w:p>
+        </w:tc>
+        <w:tc>
+          <w:p>
+            <w:r>
+              <w:t>-29.67</w:t>
+            </w:r>
+          </w:p>
+        </w:tc>
+        <w:tc>
+          <w:p>
+            <w:r>
+              <w:t>Giá trị: ______; Nguồn/trang: ______</w:t>
+            </w:r>
+          </w:p>
+        </w:tc>
+      </w:tr>
+    </w:tbl>
+    <w:p>
+      <w:pPr>
+        <w:pStyle w:val="Heading2"/>
+      </w:pPr>
+      <w:r>
+        <w:t>RMS control</w:t>
+      </w:r>
+    </w:p>
+    <w:tbl>
+      <w:tblPr>
+        <w:tblStyle w:val="TableGrid"/>
+        <w:tblW w:type="auto" w:w="0"/>
+        <w:tblLayout w:type="fixed"/>
+        <w:tblLook w:firstColumn="1" w:firstRow="1" w:lastColumn="0" w:lastRow="0" w:noHBand="0" w:noVBand="1" w:val="04A0"/>
+      </w:tblPr>
+      <w:tblGrid>
+        <w:gridCol w:w="5472"/>
+        <w:gridCol w:w="1656"/>
+        <w:gridCol w:w="2736"/>
+      </w:tblGrid>
+      <w:tr>
+        <w:trPr>
+          <w:tblHeader/>
+        </w:trPr>
+        <w:tc>
+          <w:tcPr>
+            <w:tcW w:type="dxa" w:w="5472"/>
+          </w:tcPr>
+          <w:p>
+            <w:r>
+              <w:rPr>
+                <w:b/>
+              </w:rPr>
+              <w:t>Thông số / đơn vị / giới hạn</w:t>
+            </w:r>
+          </w:p>
+        </w:tc>
+        <w:tc>
+          <w:tcPr>
+            <w:tcW w:type="dxa" w:w="1656"/>
+          </w:tcPr>
+          <w:p>
+            <w:r>
+              <w:rPr>
+                <w:b/>
+              </w:rPr>
+              <w:t>Mặc định mô phỏng</w:t>
+            </w:r>
+          </w:p>
+        </w:tc>
+        <w:tc>
+          <w:tcPr>
+            <w:tcW w:type="dxa" w:w="2736"/>
+          </w:tcPr>
+          <w:p>
+            <w:r>
+              <w:rPr>
+                <w:b/>
+              </w:rPr>
+              <w:t>Giá trị tài liệu / Nguồn/trang</w:t>
+            </w:r>
+          </w:p>
+        </w:tc>
+      </w:tr>
+      <w:tr>
+        <w:tc>
+          <w:p>
+            <w:r>
+              <w:t>Integrity tests enabled · Bật / Tắt</w:t>
+            </w:r>
+          </w:p>
+        </w:tc>
+        <w:tc>
+          <w:p>
+            <w:r>
+              <w:t>Bật</w:t>
+            </w:r>
+          </w:p>
+        </w:tc>
+        <w:tc>
+          <w:p>
+            <w:r>
+              <w:t>Giá trị: ______; Nguồn/trang: ______</w:t>
+            </w:r>
+          </w:p>
+        </w:tc>
+      </w:tr>
+      <w:tr>
+        <w:tc>
+          <w:p>
+            <w:r>
+              <w:t>Voting logic · Chọn: AND; OR</w:t>
+            </w:r>
+          </w:p>
+        </w:tc>
+        <w:tc>
+          <w:p>
+            <w:r>
+              <w:t>AND</w:t>
+            </w:r>
+          </w:p>
+        </w:tc>
+        <w:tc>
+          <w:p>
+            <w:r>
+              <w:t>Giá trị: ______; Nguồn/trang: ______</w:t>
+            </w:r>
+          </w:p>
+        </w:tc>
+      </w:tr>
+      <w:tr>
+        <w:tc>
+          <w:p>
+            <w:r>
+              <w:t>Transfer rule · Chọn: on Primary Alarm; on Secondary Alarm; Best Availability</w:t>
+            </w:r>
+          </w:p>
+        </w:tc>
+        <w:tc>
+          <w:p>
+            <w:r>
+              <w:t>on Primary Alarm</w:t>
+            </w:r>
+          </w:p>
+        </w:tc>
+        <w:tc>
+          <w:p>
+            <w:r>
+              <w:t>Giá trị: ______; Nguồn/trang: ______</w:t>
+            </w:r>
+          </w:p>
+        </w:tc>
+      </w:tr>
+      <w:tr>
+        <w:tc>
+          <w:p>
+            <w:r>
+              <w:t>Automatic restarts · Bật / Tắt</w:t>
+            </w:r>
+          </w:p>
+        </w:tc>
+        <w:tc>
+          <w:p>
+            <w:r>
+              <w:t>Tắt</w:t>
+            </w:r>
+          </w:p>
+        </w:tc>
+        <w:tc>
+          <w:p>
+            <w:r>
+              <w:t>Giá trị: ______; Nguồn/trang: ______</w:t>
+            </w:r>
+          </w:p>
+        </w:tc>
+      </w:tr>
+      <w:tr>
+        <w:tc>
+          <w:p>
+            <w:r>
+              <w:t>First restart delay · Đơn vị: s · ≥ 0 · ≤ 600</w:t>
+            </w:r>
+          </w:p>
+        </w:tc>
+        <w:tc>
+          <w:p>
+            <w:r>
+              <w:t>50</w:t>
+            </w:r>
+          </w:p>
+        </w:tc>
+        <w:tc>
+          <w:p>
+            <w:r>
+              <w:t>Giá trị: ______; Nguồn/trang: ______</w:t>
+            </w:r>
+          </w:p>
+        </w:tc>
+      </w:tr>
+      <w:tr>
+        <w:tc>
+          <w:p>
+            <w:r>
+              <w:t>Automatic restart count · ≥ 0 · ≤ 10</w:t>
+            </w:r>
+          </w:p>
+        </w:tc>
+        <w:tc>
+          <w:p>
+            <w:r>
+              <w:t>2</w:t>
+            </w:r>
+          </w:p>
+        </w:tc>
+        <w:tc>
+          <w:p>
+            <w:r>
+              <w:t>Giá trị: ______; Nguồn/trang: ______</w:t>
+            </w:r>
+          </w:p>
+        </w:tc>
+      </w:tr>
+      <w:tr>
+        <w:tc>
+          <w:p>
+            <w:r>
+              <w:t>RCSU present · Bật / Tắt</w:t>
+            </w:r>
+          </w:p>
+        </w:tc>
+        <w:tc>
+          <w:p>
+            <w:r>
+              <w:t>Bật</w:t>
+            </w:r>
+          </w:p>
+        </w:tc>
+        <w:tc>
+          <w:p>
+            <w:r>
+              <w:t>Giá trị: ______; Nguồn/trang: ______</w:t>
+            </w:r>
+          </w:p>
+        </w:tc>
+      </w:tr>
+      <w:tr>
+        <w:tc>
+          <w:p>
+            <w:r>
+              <w:t>RCSU connection type · Chọn: Dedicated Modem; RF Modem/Fiber</w:t>
+            </w:r>
+          </w:p>
+        </w:tc>
+        <w:tc>
+          <w:p>
+            <w:r>
+              <w:t>Dedicated Modem</w:t>
+            </w:r>
+          </w:p>
+        </w:tc>
+        <w:tc>
+          <w:p>
+            <w:r>
+              <w:t>Giá trị: ______; Nguồn/trang: ______</w:t>
+            </w:r>
+          </w:p>
+        </w:tc>
+      </w:tr>
+      <w:tr>
+        <w:tc>
+          <w:p>
+            <w:r>
+              <w:t>Interlock control · Chọn: Not Applicable; External Interlock Input; From RCSU</w:t>
+            </w:r>
+          </w:p>
+        </w:tc>
+        <w:tc>
+          <w:p>
+            <w:r>
+              <w:t>Not Applicable</w:t>
+            </w:r>
+          </w:p>
+        </w:tc>
+        <w:tc>
+          <w:p>
+            <w:r>
+              <w:t>Giá trị: ______; Nguồn/trang: ______</w:t>
+            </w:r>
+          </w:p>
+        </w:tc>
+      </w:tr>
+      <w:tr>
+        <w:tc>
+          <w:p>
+            <w:r>
+              <w:t>SPI filter · Chọn: Normal; Filtered</w:t>
+            </w:r>
+          </w:p>
+        </w:tc>
+        <w:tc>
+          <w:p>
+            <w:r>
+              <w:t>Normal</w:t>
+            </w:r>
+          </w:p>
+        </w:tc>
+        <w:tc>
+          <w:p>
+            <w:r>
+              <w:t>Giá trị: ______; Nguồn/trang: ______</w:t>
+            </w:r>
+          </w:p>
+        </w:tc>
+      </w:tr>
+      <w:tr>
+        <w:tc>
+          <w:p>
+            <w:r>
+              <w:t>Security exit delay · Đơn vị: s · ≥ 0 · ≤ 600</w:t>
+            </w:r>
+          </w:p>
+        </w:tc>
+        <w:tc>
+          <w:p>
+            <w:r>
+              <w:t>30</w:t>
+            </w:r>
+          </w:p>
+        </w:tc>
+        <w:tc>
+          <w:p>
+            <w:r>
+              <w:t>Giá trị: ______; Nguồn/trang: ______</w:t>
+            </w:r>
+          </w:p>
+        </w:tc>
+      </w:tr>
+      <w:tr>
+        <w:tc>
+          <w:p>
+            <w:r>
+              <w:t>Security entry delay · Đơn vị: s · ≥ 0 · ≤ 600</w:t>
+            </w:r>
+          </w:p>
+        </w:tc>
+        <w:tc>
+          <w:p>
+            <w:r>
+              <w:t>5</w:t>
+            </w:r>
+          </w:p>
+        </w:tc>
+        <w:tc>
+          <w:p>
+            <w:r>
+              <w:t>Giá trị: ______; Nguồn/trang: ______</w:t>
+            </w:r>
+          </w:p>
+        </w:tc>
+      </w:tr>
+      <w:tr>
+        <w:tc>
+          <w:p>
+            <w:r>
+              <w:t>Remote smoke reset · Bật / Tắt</w:t>
+            </w:r>
+          </w:p>
+        </w:tc>
+        <w:tc>
+          <w:p>
+            <w:r>
+              <w:t>Bật</w:t>
+            </w:r>
+          </w:p>
+        </w:tc>
+        <w:tc>
+          <w:p>
+            <w:r>
+              <w:t>Giá trị: ______; Nguồn/trang: ______</w:t>
+            </w:r>
+          </w:p>
+        </w:tc>
+      </w:tr>
+      <w:tr>
+        <w:tc>
+          <w:p>
+            <w:r>
+              <w:t>Remote intrusion reset · Bật / Tắt</w:t>
+            </w:r>
+          </w:p>
+        </w:tc>
+        <w:tc>
+          <w:p>
+            <w:r>
+              <w:t>Bật</w:t>
+            </w:r>
+          </w:p>
+        </w:tc>
+        <w:tc>
+          <w:p>
+            <w:r>
+              <w:t>Giá trị: ______; Nguồn/trang: ______</w:t>
+            </w:r>
+          </w:p>
+        </w:tc>
+      </w:tr>
+      <w:tr>
+        <w:tc>
+          <w:p>
+            <w:r>
+              <w:t>RMM connection type · Chọn: PSTN Modem; Dedicated Modem; None</w:t>
+            </w:r>
+          </w:p>
+        </w:tc>
+        <w:tc>
+          <w:p>
+            <w:r>
+              <w:t>PSTN Modem</w:t>
+            </w:r>
+          </w:p>
+        </w:tc>
+        <w:tc>
+          <w:p>
+            <w:r>
+              <w:t>Giá trị: ______; Nguồn/trang: ______</w:t>
+            </w:r>
+          </w:p>
+        </w:tc>
+      </w:tr>
+      <w:tr>
+        <w:tc>
+          <w:p>
+            <w:r>
+              <w:t>Dial-in rings · ≥ 0 · ≤ 20</w:t>
+            </w:r>
+          </w:p>
+        </w:tc>
+        <w:tc>
+          <w:p>
+            <w:r>
+              <w:t>3</w:t>
+            </w:r>
+          </w:p>
+        </w:tc>
+        <w:tc>
+          <w:p>
+            <w:r>
+              <w:t>Giá trị: ______; Nguồn/trang: ______</w:t>
+            </w:r>
+          </w:p>
+        </w:tc>
+      </w:tr>
+      <w:tr>
+        <w:tc>
+          <w:p>
+            <w:r>
+              <w:t>Dial-out status · Chọn: Disabled; Dial out to SELEX RSMS</w:t>
+            </w:r>
+          </w:p>
+        </w:tc>
+        <w:tc>
+          <w:p>
+            <w:r>
+              <w:t>Dial out to SELEX RSMS</w:t>
+            </w:r>
+          </w:p>
+        </w:tc>
+        <w:tc>
+          <w:p>
+            <w:r>
+              <w:t>Giá trị: ______; Nguồn/trang: ______</w:t>
+            </w:r>
+          </w:p>
+        </w:tc>
+      </w:tr>
+      <w:tr>
+        <w:tc>
+          <w:p>
+            <w:r>
+              <w:t>Dial-out phone number</w:t>
+            </w:r>
+          </w:p>
+        </w:tc>
+        <w:tc>
+          <w:p>
+            <w:r>
+              <w:t>6811</w:t>
+            </w:r>
+          </w:p>
+        </w:tc>
+        <w:tc>
+          <w:p>
+            <w:r>
+              <w:t>Giá trị: ______; Nguồn/trang: ______</w:t>
+            </w:r>
+          </w:p>
+        </w:tc>
+      </w:tr>
+      <w:tr>
+        <w:tc>
+          <w:p>
+            <w:r>
+              <w:t>Tone dial-out · Bật / Tắt</w:t>
+            </w:r>
+          </w:p>
+        </w:tc>
+        <w:tc>
+          <w:p>
+            <w:r>
+              <w:t>Bật</w:t>
+            </w:r>
+          </w:p>
+        </w:tc>
+        <w:tc>
+          <w:p>
+            <w:r>
+              <w:t>Giá trị: ______; Nguồn/trang: ______</w:t>
+            </w:r>
+          </w:p>
+        </w:tc>
+      </w:tr>
+    </w:tbl>
+    <w:p>
+      <w:pPr>
+        <w:pStyle w:val="Heading2"/>
+      </w:pPr>
+      <w:r>
+        <w:t>Digital I/O configuration</w:t>
+      </w:r>
+    </w:p>
+    <w:tbl>
+      <w:tblPr>
+        <w:tblStyle w:val="TableGrid"/>
+        <w:tblW w:type="auto" w:w="0"/>
+        <w:tblLayout w:type="fixed"/>
+        <w:tblLook w:firstColumn="1" w:firstRow="1" w:lastColumn="0" w:lastRow="0" w:noHBand="0" w:noVBand="1" w:val="04A0"/>
+      </w:tblPr>
+      <w:tblGrid>
+        <w:gridCol w:w="5472"/>
+        <w:gridCol w:w="1656"/>
+        <w:gridCol w:w="2736"/>
+      </w:tblGrid>
+      <w:tr>
+        <w:trPr>
+          <w:tblHeader/>
+        </w:trPr>
+        <w:tc>
+          <w:tcPr>
+            <w:tcW w:type="dxa" w:w="5472"/>
+          </w:tcPr>
+          <w:p>
+            <w:r>
+              <w:rPr>
+                <w:b/>
+              </w:rPr>
+              <w:t>Thông số / đơn vị / giới hạn</w:t>
+            </w:r>
+          </w:p>
+        </w:tc>
+        <w:tc>
+          <w:tcPr>
+            <w:tcW w:type="dxa" w:w="1656"/>
+          </w:tcPr>
+          <w:p>
+            <w:r>
+              <w:rPr>
+                <w:b/>
+              </w:rPr>
+              <w:t>Mặc định mô phỏng</w:t>
+            </w:r>
+          </w:p>
+        </w:tc>
+        <w:tc>
+          <w:tcPr>
+            <w:tcW w:type="dxa" w:w="2736"/>
+          </w:tcPr>
+          <w:p>
+            <w:r>
+              <w:rPr>
+                <w:b/>
+              </w:rPr>
+              <w:t>Giá trị tài liệu / Nguồn/trang</w:t>
+            </w:r>
+          </w:p>
+        </w:tc>
+      </w:tr>
+      <w:tr>
+        <w:tc>
+          <w:p>
+            <w:r>
+              <w:t>Smoke alarm · Bật / Tắt</w:t>
+            </w:r>
+          </w:p>
+        </w:tc>
+        <w:tc>
+          <w:p>
+            <w:r>
+              <w:t>Tắt</w:t>
+            </w:r>
+          </w:p>
+        </w:tc>
+        <w:tc>
+          <w:p>
+            <w:r>
+              <w:t>Giá trị: ______; Nguồn/trang: ______</w:t>
+            </w:r>
+          </w:p>
+        </w:tc>
+      </w:tr>
+      <w:tr>
+        <w:tc>
+          <w:p>
+            <w:r>
+              <w:t>Intrusion alarm · Bật / Tắt</w:t>
+            </w:r>
+          </w:p>
+        </w:tc>
+        <w:tc>
+          <w:p>
+            <w:r>
+              <w:t>Tắt</w:t>
+            </w:r>
+          </w:p>
+        </w:tc>
+        <w:tc>
+          <w:p>
+            <w:r>
+              <w:t>Giá trị: ______; Nguồn/trang: ______</w:t>
+            </w:r>
+          </w:p>
+        </w:tc>
+      </w:tr>
+      <w:tr>
+        <w:tc>
+          <w:p>
+            <w:r>
+              <w:t>Spare input 1 usage · Chọn: Not Present; Alarm; Status; Remote Reset</w:t>
+            </w:r>
+          </w:p>
+        </w:tc>
+        <w:tc>
+          <w:p>
+            <w:r>
+              <w:t>Not Present</w:t>
+            </w:r>
+          </w:p>
+        </w:tc>
+        <w:tc>
+          <w:p>
+            <w:r>
+              <w:t>Giá trị: ______; Nguồn/trang: ______</w:t>
+            </w:r>
+          </w:p>
+        </w:tc>
+      </w:tr>
+      <w:tr>
+        <w:tc>
+          <w:p>
+            <w:r>
+              <w:t>Spare input 2 usage · Chọn: Not Present; Alarm; Status; Remote Reset</w:t>
+            </w:r>
+          </w:p>
+        </w:tc>
+        <w:tc>
+          <w:p>
+            <w:r>
+              <w:t>Not Present</w:t>
+            </w:r>
+          </w:p>
+        </w:tc>
+        <w:tc>
+          <w:p>
+            <w:r>
+              <w:t>Giá trị: ______; Nguồn/trang: ______</w:t>
+            </w:r>
+          </w:p>
+        </w:tc>
+      </w:tr>
+      <w:tr>
+        <w:tc>
+          <w:p>
+            <w:r>
+              <w:t>Spare input 3 usage · Chọn: Not Present; Alarm; Status; Remote Reset</w:t>
+            </w:r>
+          </w:p>
+        </w:tc>
+        <w:tc>
+          <w:p>
+            <w:r>
+              <w:t>Not Present</w:t>
+            </w:r>
+          </w:p>
+        </w:tc>
+        <w:tc>
+          <w:p>
+            <w:r>
+              <w:t>Giá trị: ______; Nguồn/trang: ______</w:t>
+            </w:r>
+          </w:p>
+        </w:tc>
+      </w:tr>
+      <w:tr>
+        <w:tc>
+          <w:p>
+            <w:r>
+              <w:t>Spare input 4 usage · Chọn: Not Present; Alarm; Status; Remote Reset</w:t>
+            </w:r>
+          </w:p>
+        </w:tc>
+        <w:tc>
+          <w:p>
+            <w:r>
+              <w:t>Not Present</w:t>
+            </w:r>
+          </w:p>
+        </w:tc>
+        <w:tc>
+          <w:p>
+            <w:r>
+              <w:t>Giá trị: ______; Nguồn/trang: ______</w:t>
+            </w:r>
+          </w:p>
+        </w:tc>
+      </w:tr>
+    </w:tbl>
+    <w:p>
+      <w:pPr>
+        <w:pStyle w:val="Heading2"/>
+      </w:pPr>
+      <w:r>
+        <w:t>Monitor executive alarms</w:t>
+      </w:r>
+    </w:p>
+    <w:tbl>
+      <w:tblPr>
+        <w:tblStyle w:val="TableGrid"/>
+        <w:tblW w:type="auto" w:w="0"/>
+        <w:tblLayout w:type="fixed"/>
+        <w:tblLook w:firstColumn="1" w:firstRow="1" w:lastColumn="0" w:lastRow="0" w:noHBand="0" w:noVBand="1" w:val="04A0"/>
+      </w:tblPr>
+      <w:tblGrid>
+        <w:gridCol w:w="5472"/>
+        <w:gridCol w:w="1656"/>
+        <w:gridCol w:w="2736"/>
+      </w:tblGrid>
+      <w:tr>
+        <w:trPr>
+          <w:tblHeader/>
+        </w:trPr>
+        <w:tc>
+          <w:tcPr>
+            <w:tcW w:type="dxa" w:w="5472"/>
+          </w:tcPr>
+          <w:p>
+            <w:r>
+              <w:rPr>
+                <w:b/>
+              </w:rPr>
+              <w:t>Thông số / đơn vị / giới hạn</w:t>
+            </w:r>
+          </w:p>
+        </w:tc>
+        <w:tc>
+          <w:tcPr>
+            <w:tcW w:type="dxa" w:w="1656"/>
+          </w:tcPr>
+          <w:p>
+            <w:r>
+              <w:rPr>
+                <w:b/>
+              </w:rPr>
+              <w:t>Mặc định mô phỏng</w:t>
+            </w:r>
+          </w:p>
+        </w:tc>
+        <w:tc>
+          <w:tcPr>
+            <w:tcW w:type="dxa" w:w="2736"/>
+          </w:tcPr>
+          <w:p>
+            <w:r>
+              <w:rPr>
+                <w:b/>
+              </w:rPr>
+              <w:t>Giá trị tài liệu / Nguồn/trang</w:t>
+            </w:r>
+          </w:p>
+        </w:tc>
+      </w:tr>
+      <w:tr>
+        <w:tc>
+          <w:p>
+            <w:r>
+              <w:t>Monitor 1 primary · Bật / Tắt</w:t>
+            </w:r>
+          </w:p>
+        </w:tc>
+        <w:tc>
+          <w:p>
+            <w:r>
+              <w:t>Bật</w:t>
+            </w:r>
+          </w:p>
+        </w:tc>
+        <w:tc>
+          <w:p>
+            <w:r>
+              <w:t>Giá trị: ______; Nguồn/trang: ______</w:t>
+            </w:r>
+          </w:p>
+        </w:tc>
+      </w:tr>
+      <w:tr>
+        <w:tc>
+          <w:p>
+            <w:r>
+              <w:t>Monitor 1 secondary · Bật / Tắt</w:t>
+            </w:r>
+          </w:p>
+        </w:tc>
+        <w:tc>
+          <w:p>
+            <w:r>
+              <w:t>Tắt</w:t>
+            </w:r>
+          </w:p>
+        </w:tc>
+        <w:tc>
+          <w:p>
+            <w:r>
+              <w:t>Giá trị: ______; Nguồn/trang: ______</w:t>
+            </w:r>
+          </w:p>
+        </w:tc>
+      </w:tr>
+      <w:tr>
+        <w:tc>
+          <w:p>
+            <w:r>
+              <w:t>Monitor 2 primary · Bật / Tắt</w:t>
+            </w:r>
+          </w:p>
+        </w:tc>
+        <w:tc>
+          <w:p>
+            <w:r>
+              <w:t>Bật</w:t>
+            </w:r>
+          </w:p>
+        </w:tc>
+        <w:tc>
+          <w:p>
+            <w:r>
+              <w:t>Giá trị: ______; Nguồn/trang: ______</w:t>
+            </w:r>
+          </w:p>
+        </w:tc>
+      </w:tr>
+      <w:tr>
+        <w:tc>
+          <w:p>
+            <w:r>
+              <w:t>Monitor 2 secondary · Bật / Tắt</w:t>
+            </w:r>
+          </w:p>
+        </w:tc>
+        <w:tc>
+          <w:p>
+            <w:r>
+              <w:t>Tắt</w:t>
+            </w:r>
+          </w:p>
+        </w:tc>
+        <w:tc>
+          <w:p>
+            <w:r>
+              <w:t>Giá trị: ______; Nguồn/trang: ______</w:t>
+            </w:r>
+          </w:p>
+        </w:tc>
+      </w:tr>
+      <w:tr>
+        <w:tc>
+          <w:p>
+            <w:r>
+              <w:t>Monitor 3 primary · Bật / Tắt</w:t>
+            </w:r>
+          </w:p>
+        </w:tc>
+        <w:tc>
+          <w:p>
+            <w:r>
+              <w:t>Bật</w:t>
+            </w:r>
+          </w:p>
+        </w:tc>
+        <w:tc>
+          <w:p>
+            <w:r>
+              <w:t>Giá trị: ______; Nguồn/trang: ______</w:t>
+            </w:r>
+          </w:p>
+        </w:tc>
+      </w:tr>
+      <w:tr>
+        <w:tc>
+          <w:p>
+            <w:r>
+              <w:t>Monitor 3 secondary · Bật / Tắt</w:t>
+            </w:r>
+          </w:p>
+        </w:tc>
+        <w:tc>
+          <w:p>
+            <w:r>
+              <w:t>Tắt</w:t>
+            </w:r>
+          </w:p>
+        </w:tc>
+        <w:tc>
+          <w:p>
+            <w:r>
+              <w:t>Giá trị: ______; Nguồn/trang: ______</w:t>
+            </w:r>
+          </w:p>
+        </w:tc>
+      </w:tr>
+      <w:tr>
+        <w:tc>
+          <w:p>
+            <w:r>
+              <w:t>Monitor 4 primary · Bật / Tắt</w:t>
+            </w:r>
+          </w:p>
+        </w:tc>
+        <w:tc>
+          <w:p>
+            <w:r>
+              <w:t>Bật</w:t>
+            </w:r>
+          </w:p>
+        </w:tc>
+        <w:tc>
+          <w:p>
+            <w:r>
+              <w:t>Giá trị: ______; Nguồn/trang: ______</w:t>
+            </w:r>
+          </w:p>
+        </w:tc>
+      </w:tr>
+      <w:tr>
+        <w:tc>
+          <w:p>
+            <w:r>
+              <w:t>Monitor 4 secondary · Bật / Tắt</w:t>
+            </w:r>
+          </w:p>
+        </w:tc>
+        <w:tc>
+          <w:p>
+            <w:r>
+              <w:t>Tắt</w:t>
+            </w:r>
+          </w:p>
+        </w:tc>
+        <w:tc>
+          <w:p>
+            <w:r>
+              <w:t>Giá trị: ______; Nguồn/trang: ______</w:t>
+            </w:r>
+          </w:p>
+        </w:tc>
+      </w:tr>
+      <w:tr>
+        <w:tc>
+          <w:p>
+            <w:r>
+              <w:t>Monitor 5 primary · Bật / Tắt</w:t>
+            </w:r>
+          </w:p>
+        </w:tc>
+        <w:tc>
+          <w:p>
+            <w:r>
+              <w:t>Bật</w:t>
+            </w:r>
+          </w:p>
+        </w:tc>
+        <w:tc>
+          <w:p>
+            <w:r>
+              <w:t>Giá trị: ______; Nguồn/trang: ______</w:t>
+            </w:r>
+          </w:p>
+        </w:tc>
+      </w:tr>
+      <w:tr>
+        <w:tc>
+          <w:p>
+            <w:r>
+              <w:t>Monitor 5 secondary · Bật / Tắt</w:t>
+            </w:r>
+          </w:p>
+        </w:tc>
+        <w:tc>
+          <w:p>
+            <w:r>
+              <w:t>Tắt</w:t>
+            </w:r>
+          </w:p>
+        </w:tc>
+        <w:tc>
+          <w:p>
+            <w:r>
+              <w:t>Giá trị: ______; Nguồn/trang: ______</w:t>
+            </w:r>
+          </w:p>
+        </w:tc>
+      </w:tr>
+      <w:tr>
+        <w:tc>
+          <w:p>
+            <w:r>
+              <w:t>Monitor 6 primary · Bật / Tắt</w:t>
+            </w:r>
+          </w:p>
+        </w:tc>
+        <w:tc>
+          <w:p>
+            <w:r>
+              <w:t>Bật</w:t>
+            </w:r>
+          </w:p>
+        </w:tc>
+        <w:tc>
+          <w:p>
+            <w:r>
+              <w:t>Giá trị: ______; Nguồn/trang: ______</w:t>
+            </w:r>
+          </w:p>
+        </w:tc>
+      </w:tr>
+      <w:tr>
+        <w:tc>
+          <w:p>
+            <w:r>
+              <w:t>Monitor 6 secondary · Bật / Tắt</w:t>
+            </w:r>
+          </w:p>
+        </w:tc>
+        <w:tc>
+          <w:p>
+            <w:r>
+              <w:t>Tắt</w:t>
+            </w:r>
+          </w:p>
+        </w:tc>
+        <w:tc>
+          <w:p>
+            <w:r>
+              <w:t>Giá trị: ______; Nguồn/trang: ______</w:t>
+            </w:r>
+          </w:p>
+        </w:tc>
+      </w:tr>
+      <w:tr>
+        <w:tc>
+          <w:p>
+            <w:r>
+              <w:t>Monitor 7 primary · Bật / Tắt</w:t>
+            </w:r>
+          </w:p>
+        </w:tc>
+        <w:tc>
+          <w:p>
+            <w:r>
+              <w:t>Bật</w:t>
+            </w:r>
+          </w:p>
+        </w:tc>
+        <w:tc>
+          <w:p>
+            <w:r>
+              <w:t>Giá trị: ______; Nguồn/trang: ______</w:t>
+            </w:r>
+          </w:p>
+        </w:tc>
+      </w:tr>
+      <w:tr>
+        <w:tc>
+          <w:p>
+            <w:r>
+              <w:t>Monitor 7 secondary · Bật / Tắt</w:t>
+            </w:r>
+          </w:p>
+        </w:tc>
+        <w:tc>
+          <w:p>
+            <w:r>
+              <w:t>Tắt</w:t>
+            </w:r>
+          </w:p>
+        </w:tc>
+        <w:tc>
+          <w:p>
+            <w:r>
+              <w:t>Giá trị: ______; Nguồn/trang: ______</w:t>
+            </w:r>
+          </w:p>
+        </w:tc>
+      </w:tr>
+      <w:tr>
+        <w:tc>
+          <w:p>
+            <w:r>
+              <w:t>Monitor 8 primary · Bật / Tắt</w:t>
+            </w:r>
+          </w:p>
+        </w:tc>
+        <w:tc>
+          <w:p>
+            <w:r>
+              <w:t>Bật</w:t>
+            </w:r>
+          </w:p>
+        </w:tc>
+        <w:tc>
+          <w:p>
+            <w:r>
+              <w:t>Giá trị: ______; Nguồn/trang: ______</w:t>
+            </w:r>
+          </w:p>
+        </w:tc>
+      </w:tr>
+      <w:tr>
+        <w:tc>
+          <w:p>
+            <w:r>
+              <w:t>Monitor 8 secondary · Bật / Tắt</w:t>
+            </w:r>
+          </w:p>
+        </w:tc>
+        <w:tc>
+          <w:p>
+            <w:r>
+              <w:t>Tắt</w:t>
+            </w:r>
+          </w:p>
+        </w:tc>
+        <w:tc>
+          <w:p>
+            <w:r>
+              <w:t>Giá trị: ______; Nguồn/trang: ______</w:t>
+            </w:r>
+          </w:p>
+        </w:tc>
+      </w:tr>
+      <w:tr>
+        <w:tc>
+          <w:p>
+            <w:r>
+              <w:t>Monitor 9 primary · Bật / Tắt</w:t>
+            </w:r>
+          </w:p>
+        </w:tc>
+        <w:tc>
+          <w:p>
+            <w:r>
+              <w:t>Tắt</w:t>
+            </w:r>
+          </w:p>
+        </w:tc>
+        <w:tc>
+          <w:p>
+            <w:r>
+              <w:t>Giá trị: ______; Nguồn/trang: ______</w:t>
+            </w:r>
+          </w:p>
+        </w:tc>
+      </w:tr>
+      <w:tr>
+        <w:tc>
+          <w:p>
+            <w:r>
+              <w:t>Monitor 9 secondary · Bật / Tắt</w:t>
+            </w:r>
+          </w:p>
+        </w:tc>
+        <w:tc>
+          <w:p>
+            <w:r>
+              <w:t>Bật</w:t>
+            </w:r>
+          </w:p>
+        </w:tc>
+        <w:tc>
+          <w:p>
+            <w:r>
+              <w:t>Giá trị: ______; Nguồn/trang: ______</w:t>
+            </w:r>
+          </w:p>
+        </w:tc>
+      </w:tr>
+      <w:tr>
+        <w:tc>
+          <w:p>
+            <w:r>
+              <w:t>Monitor 10 primary · Bật / Tắt</w:t>
+            </w:r>
+          </w:p>
+        </w:tc>
+        <w:tc>
+          <w:p>
+            <w:r>
+              <w:t>Tắt</w:t>
+            </w:r>
+          </w:p>
+        </w:tc>
+        <w:tc>
+          <w:p>
+            <w:r>
+              <w:t>Giá trị: ______; Nguồn/trang: ______</w:t>
+            </w:r>
+          </w:p>
+        </w:tc>
+      </w:tr>
+      <w:tr>
+        <w:tc>
+          <w:p>
+            <w:r>
+              <w:t>Monitor 10 secondary · Bật / Tắt</w:t>
+            </w:r>
+          </w:p>
+        </w:tc>
+        <w:tc>
+          <w:p>
+            <w:r>
+              <w:t>Bật</w:t>
+            </w:r>
+          </w:p>
+        </w:tc>
+        <w:tc>
+          <w:p>
+            <w:r>
+              <w:t>Giá trị: ______; Nguồn/trang: ______</w:t>
+            </w:r>
+          </w:p>
+        </w:tc>
+      </w:tr>
+    </w:tbl>
+    <w:p>
+      <w:pPr>
+        <w:pStyle w:val="Heading2"/>
+      </w:pPr>
+      <w:r>
+        <w:t>Transmitter RTC</w:t>
+      </w:r>
+    </w:p>
+    <w:tbl>
+      <w:tblPr>
+        <w:tblStyle w:val="TableGrid"/>
+        <w:tblW w:type="auto" w:w="0"/>
+        <w:tblLayout w:type="fixed"/>
+        <w:tblLook w:firstColumn="1" w:firstRow="1" w:lastColumn="0" w:lastRow="0" w:noHBand="0" w:noVBand="1" w:val="04A0"/>
+      </w:tblPr>
+      <w:tblGrid>
+        <w:gridCol w:w="5472"/>
+        <w:gridCol w:w="1656"/>
+        <w:gridCol w:w="2736"/>
+      </w:tblGrid>
+      <w:tr>
+        <w:trPr>
+          <w:tblHeader/>
+        </w:trPr>
+        <w:tc>
+          <w:tcPr>
+            <w:tcW w:type="dxa" w:w="5472"/>
+          </w:tcPr>
+          <w:p>
+            <w:r>
+              <w:rPr>
+                <w:b/>
+              </w:rPr>
+              <w:t>Thông số / đơn vị / giới hạn</w:t>
+            </w:r>
+          </w:p>
+        </w:tc>
+        <w:tc>
+          <w:tcPr>
+            <w:tcW w:type="dxa" w:w="1656"/>
+          </w:tcPr>
+          <w:p>
+            <w:r>
+              <w:rPr>
+                <w:b/>
+              </w:rPr>
+              <w:t>Mặc định mô phỏng</w:t>
+            </w:r>
+          </w:p>
+        </w:tc>
+        <w:tc>
+          <w:tcPr>
+            <w:tcW w:type="dxa" w:w="2736"/>
+          </w:tcPr>
+          <w:p>
+            <w:r>
+              <w:rPr>
+                <w:b/>
+              </w:rPr>
+              <w:t>Giá trị tài liệu / Nguồn/trang</w:t>
+            </w:r>
+          </w:p>
+        </w:tc>
+      </w:tr>
+      <w:tr>
+        <w:tc>
+          <w:p>
+            <w:r>
+              <w:t>Power output · Đơn vị: dB · ≥ -10 · ≤ 5</w:t>
+            </w:r>
+          </w:p>
+        </w:tc>
+        <w:tc>
+          <w:p>
+            <w:r>
+              <w:t>-1</w:t>
+            </w:r>
+          </w:p>
+        </w:tc>
+        <w:tc>
+          <w:p>
+            <w:r>
+              <w:t>Giá trị: ______; Nguồn/trang: ______</w:t>
+            </w:r>
+          </w:p>
+        </w:tc>
+      </w:tr>
+      <w:tr>
+        <w:tc>
+          <w:p>
+            <w:r>
+              <w:t>Minimum squitter · Đơn vị: ppps · ≥ 0 · ≤ 6000</w:t>
+            </w:r>
+          </w:p>
+        </w:tc>
+        <w:tc>
+          <w:p>
+            <w:r>
+              <w:t>800</w:t>
+            </w:r>
+          </w:p>
+        </w:tc>
+        <w:tc>
+          <w:p>
+            <w:r>
+              <w:t>Giá trị: ______; Nguồn/trang: ______</w:t>
+            </w:r>
+          </w:p>
+        </w:tc>
+      </w:tr>
+      <w:tr>
+        <w:tc>
+          <w:p>
+            <w:r>
+              <w:t>Maximum PRF · Đơn vị: ppps · ≥ 0 · ≤ 10000</w:t>
+            </w:r>
+          </w:p>
+        </w:tc>
+        <w:tc>
+          <w:p>
+            <w:r>
+              <w:t>5400</w:t>
+            </w:r>
+          </w:p>
+        </w:tc>
+        <w:tc>
+          <w:p>
+            <w:r>
+              <w:t>Giá trị: ______; Nguồn/trang: ______</w:t>
+            </w:r>
+          </w:p>
+        </w:tc>
+      </w:tr>
+      <w:tr>
+        <w:tc>
+          <w:p>
+            <w:r>
+              <w:t>LDES window · Đơn vị: us · ≥ 0 · ≤ 1000</w:t>
+            </w:r>
+          </w:p>
+        </w:tc>
+        <w:tc>
+          <w:p>
+            <w:r>
+              <w:t>150</w:t>
+            </w:r>
+          </w:p>
+        </w:tc>
+        <w:tc>
+          <w:p>
+            <w:r>
+              <w:t>Giá trị: ______; Nguồn/trang: ______</w:t>
+            </w:r>
+          </w:p>
+        </w:tc>
+      </w:tr>
+      <w:tr>
+        <w:tc>
+          <w:p>
+            <w:r>
+              <w:t>LDES threshold · Đơn vị: dBm · ≥ -120 · ≤ 0</w:t>
+            </w:r>
+          </w:p>
+        </w:tc>
+        <w:tc>
+          <w:p>
+            <w:r>
+              <w:t>-70</w:t>
+            </w:r>
+          </w:p>
+        </w:tc>
+        <w:tc>
+          <w:p>
+            <w:r>
+              <w:t>Giá trị: ______; Nguồn/trang: ______</w:t>
+            </w:r>
+          </w:p>
+        </w:tc>
+      </w:tr>
+      <w:tr>
+        <w:tc>
+          <w:p>
+            <w:r>
+              <w:t>Dead time · Đơn vị: us · ≥ 0 · ≤ 1000</w:t>
+            </w:r>
+          </w:p>
+        </w:tc>
+        <w:tc>
+          <w:p>
+            <w:r>
+              <w:t>60</w:t>
+            </w:r>
+          </w:p>
+        </w:tc>
+        <w:tc>
+          <w:p>
+            <w:r>
+              <w:t>Giá trị: ______; Nguồn/trang: ______</w:t>
+            </w:r>
+          </w:p>
+        </w:tc>
+      </w:tr>
+      <w:tr>
+        <w:tc>
+          <w:p>
+            <w:r>
+              <w:t>Reply delay offset · Đơn vị: us · ≥ -100 · ≤ 100</w:t>
+            </w:r>
+          </w:p>
+        </w:tc>
+        <w:tc>
+          <w:p>
+            <w:r>
+              <w:t>0</w:t>
+            </w:r>
+          </w:p>
+        </w:tc>
+        <w:tc>
+          <w:p>
+            <w:r>
+              <w:t>Giá trị: ______; Nguồn/trang: ______</w:t>
+            </w:r>
+          </w:p>
+        </w:tc>
+      </w:tr>
+      <w:tr>
+        <w:tc>
+          <w:p>
+            <w:r>
+              <w:t>Rx sensitivity · Đơn vị: dBm · ≥ -94 · ≤ -72</w:t>
+            </w:r>
+          </w:p>
+        </w:tc>
+        <w:tc>
+          <w:p>
+            <w:r>
+              <w:t>-94</w:t>
+            </w:r>
+          </w:p>
+        </w:tc>
+        <w:tc>
+          <w:p>
+            <w:r>
+              <w:t>Giá trị: ______; Nguồn/trang: ______</w:t>
+            </w:r>
+          </w:p>
+        </w:tc>
+      </w:tr>
+      <w:tr>
+        <w:tc>
+          <w:p>
+            <w:r>
+              <w:t>Nominal propagation delay · Đơn vị: us · ≥ 0 · ≤ 100</w:t>
+            </w:r>
+          </w:p>
+        </w:tc>
+        <w:tc>
+          <w:p>
+            <w:r>
+              <w:t>9.54</w:t>
+            </w:r>
+          </w:p>
+        </w:tc>
+        <w:tc>
+          <w:p>
+            <w:r>
+              <w:t>Giá trị: ______; Nguồn/trang: ______</w:t>
+            </w:r>
+          </w:p>
+        </w:tc>
+      </w:tr>
+      <w:tr>
+        <w:tc>
+          <w:p>
+            <w:r>
+              <w:t>Max propagation variance · Đơn vị: us · ≥ 0 · ≤ 100</w:t>
+            </w:r>
+          </w:p>
+        </w:tc>
+        <w:tc>
+          <w:p>
+            <w:r>
+              <w:t>0.5</w:t>
+            </w:r>
+          </w:p>
+        </w:tc>
+        <w:tc>
+          <w:p>
+            <w:r>
+              <w:t>Giá trị: ______; Nguồn/trang: ______</w:t>
+            </w:r>
+          </w:p>
+        </w:tc>
+      </w:tr>
+      <w:tr>
+        <w:tc>
+          <w:p>
+            <w:r>
+              <w:t>Standby propagation offset · Đơn vị: us · ≥ -100 · ≤ 100</w:t>
+            </w:r>
+          </w:p>
+        </w:tc>
+        <w:tc>
+          <w:p>
+            <w:r>
+              <w:t>0</w:t>
+            </w:r>
+          </w:p>
+        </w:tc>
+        <w:tc>
+          <w:p>
+            <w:r>
+              <w:t>Giá trị: ______; Nguồn/trang: ______</w:t>
+            </w:r>
+          </w:p>
+        </w:tc>
+      </w:tr>
+    </w:tbl>
+    <w:p>
+      <w:pPr>
+        <w:pStyle w:val="Heading2"/>
+      </w:pPr>
+      <w:r>
+        <w:t>Transmitter operation</w:t>
+      </w:r>
+    </w:p>
+    <w:tbl>
+      <w:tblPr>
+        <w:tblStyle w:val="TableGrid"/>
+        <w:tblW w:type="auto" w:w="0"/>
+        <w:tblLayout w:type="fixed"/>
+        <w:tblLook w:firstColumn="1" w:firstRow="1" w:lastColumn="0" w:lastRow="0" w:noHBand="0" w:noVBand="1" w:val="04A0"/>
+      </w:tblPr>
+      <w:tblGrid>
+        <w:gridCol w:w="5472"/>
+        <w:gridCol w:w="1656"/>
+        <w:gridCol w:w="2736"/>
+      </w:tblGrid>
+      <w:tr>
+        <w:trPr>
+          <w:tblHeader/>
+        </w:trPr>
+        <w:tc>
+          <w:tcPr>
+            <w:tcW w:type="dxa" w:w="5472"/>
+          </w:tcPr>
+          <w:p>
+            <w:r>
+              <w:rPr>
+                <w:b/>
+              </w:rPr>
+              <w:t>Thông số / đơn vị / giới hạn</w:t>
+            </w:r>
+          </w:p>
+        </w:tc>
+        <w:tc>
+          <w:tcPr>
+            <w:tcW w:type="dxa" w:w="1656"/>
+          </w:tcPr>
+          <w:p>
+            <w:r>
+              <w:rPr>
+                <w:b/>
+              </w:rPr>
+              <w:t>Mặc định mô phỏng</w:t>
+            </w:r>
+          </w:p>
+        </w:tc>
+        <w:tc>
+          <w:tcPr>
+            <w:tcW w:type="dxa" w:w="2736"/>
+          </w:tcPr>
+          <w:p>
+            <w:r>
+              <w:rPr>
+                <w:b/>
+              </w:rPr>
+              <w:t>Giá trị tài liệu / Nguồn/trang</w:t>
+            </w:r>
+          </w:p>
+        </w:tc>
+      </w:tr>
+      <w:tr>
+        <w:tc>
+          <w:p>
+            <w:r>
+              <w:t>Timing reference · Chọn: 1st Pulse; 2nd Pulse</w:t>
+            </w:r>
+          </w:p>
+        </w:tc>
+        <w:tc>
+          <w:p>
+            <w:r>
+              <w:t>1st Pulse</w:t>
+            </w:r>
+          </w:p>
+        </w:tc>
+        <w:tc>
+          <w:p>
+            <w:r>
+              <w:t>Giá trị: ______; Nguồn/trang: ______</w:t>
+            </w:r>
+          </w:p>
+        </w:tc>
+      </w:tr>
+      <w:tr>
+        <w:tc>
+          <w:p>
+            <w:r>
+              <w:t>Squitter enabled · Bật / Tắt</w:t>
+            </w:r>
+          </w:p>
+        </w:tc>
+        <w:tc>
+          <w:p>
+            <w:r>
+              <w:t>Bật</w:t>
+            </w:r>
+          </w:p>
+        </w:tc>
+        <w:tc>
+          <w:p>
+            <w:r>
+              <w:t>Giá trị: ______; Nguồn/trang: ______</w:t>
+            </w:r>
+          </w:p>
+        </w:tc>
+      </w:tr>
+      <w:tr>
+        <w:tc>
+          <w:p>
+            <w:r>
+              <w:t>SDES enabled · Bật / Tắt</w:t>
+            </w:r>
+          </w:p>
+        </w:tc>
+        <w:tc>
+          <w:p>
+            <w:r>
+              <w:t>Tắt</w:t>
+            </w:r>
+          </w:p>
+        </w:tc>
+        <w:tc>
+          <w:p>
+            <w:r>
+              <w:t>Giá trị: ______; Nguồn/trang: ______</w:t>
+            </w:r>
+          </w:p>
+        </w:tc>
+      </w:tr>
+      <w:tr>
+        <w:tc>
+          <w:p>
+            <w:r>
+              <w:t>LDES enabled · Bật / Tắt</w:t>
+            </w:r>
+          </w:p>
+        </w:tc>
+        <w:tc>
+          <w:p>
+            <w:r>
+              <w:t>Tắt</w:t>
+            </w:r>
+          </w:p>
+        </w:tc>
+        <w:tc>
+          <w:p>
+            <w:r>
+              <w:t>Giá trị: ______; Nguồn/trang: ______</w:t>
+            </w:r>
+          </w:p>
+        </w:tc>
+      </w:tr>
+      <w:tr>
+        <w:tc>
+          <w:p>
+            <w:r>
+              <w:t>Equalization pulses · Bật / Tắt</w:t>
+            </w:r>
+          </w:p>
+        </w:tc>
+        <w:tc>
+          <w:p>
+            <w:r>
+              <w:t>Bật</w:t>
+            </w:r>
+          </w:p>
+        </w:tc>
+        <w:tc>
+          <w:p>
+            <w:r>
+              <w:t>Giá trị: ______; Nguồn/trang: ______</w:t>
+            </w:r>
+          </w:p>
+        </w:tc>
+      </w:tr>
+      <w:tr>
+        <w:tc>
+          <w:p>
+            <w:r>
+              <w:t>Low output power alert · Đơn vị: % · ≥ 0 · ≤ 100</w:t>
+            </w:r>
+          </w:p>
+        </w:tc>
+        <w:tc>
+          <w:p>
+            <w:r>
+              <w:t>15</w:t>
+            </w:r>
+          </w:p>
+        </w:tc>
+        <w:tc>
+          <w:p>
+            <w:r>
+              <w:t>Giá trị: ______; Nguồn/trang: ______</w:t>
+            </w:r>
+          </w:p>
+        </w:tc>
+      </w:tr>
+      <w:tr>
+        <w:tc>
+          <w:p>
+            <w:r>
+              <w:t>HPA 1 enabled · Bật / Tắt</w:t>
+            </w:r>
+          </w:p>
+        </w:tc>
+        <w:tc>
+          <w:p>
+            <w:r>
+              <w:t>Bật</w:t>
+            </w:r>
+          </w:p>
+        </w:tc>
+        <w:tc>
+          <w:p>
+            <w:r>
+              <w:t>Giá trị: ______; Nguồn/trang: ______</w:t>
+            </w:r>
+          </w:p>
+        </w:tc>
+      </w:tr>
+      <w:tr>
+        <w:tc>
+          <w:p>
+            <w:r>
+              <w:t>HPA 2 enabled · Bật / Tắt</w:t>
+            </w:r>
+          </w:p>
+        </w:tc>
+        <w:tc>
+          <w:p>
+            <w:r>
+              <w:t>Bật</w:t>
+            </w:r>
+          </w:p>
+        </w:tc>
+        <w:tc>
+          <w:p>
+            <w:r>
+              <w:t>Giá trị: ______; Nguồn/trang: ______</w:t>
+            </w:r>
+          </w:p>
+        </w:tc>
+      </w:tr>
+    </w:tbl>
+    <w:p>
+      <w:pPr>
+        <w:pStyle w:val="Heading2"/>
+      </w:pPr>
+      <w:r>
+        <w:t>Transmitter ident</w:t>
+      </w:r>
+    </w:p>
+    <w:tbl>
+      <w:tblPr>
+        <w:tblStyle w:val="TableGrid"/>
+        <w:tblW w:type="auto" w:w="0"/>
+        <w:tblLayout w:type="fixed"/>
+        <w:tblLook w:firstColumn="1" w:firstRow="1" w:lastColumn="0" w:lastRow="0" w:noHBand="0" w:noVBand="1" w:val="04A0"/>
+      </w:tblPr>
+      <w:tblGrid>
+        <w:gridCol w:w="5472"/>
+        <w:gridCol w:w="1656"/>
+        <w:gridCol w:w="2736"/>
+      </w:tblGrid>
+      <w:tr>
+        <w:trPr>
+          <w:tblHeader/>
+        </w:trPr>
+        <w:tc>
+          <w:tcPr>
+            <w:tcW w:type="dxa" w:w="5472"/>
+          </w:tcPr>
+          <w:p>
+            <w:r>
+              <w:rPr>
+                <w:b/>
+              </w:rPr>
+              <w:t>Thông số / đơn vị / giới hạn</w:t>
+            </w:r>
+          </w:p>
+        </w:tc>
+        <w:tc>
+          <w:tcPr>
+            <w:tcW w:type="dxa" w:w="1656"/>
+          </w:tcPr>
+          <w:p>
+            <w:r>
+              <w:rPr>
+                <w:b/>
+              </w:rPr>
+              <w:t>Mặc định mô phỏng</w:t>
+            </w:r>
+          </w:p>
+        </w:tc>
+        <w:tc>
+          <w:tcPr>
+            <w:tcW w:type="dxa" w:w="2736"/>
+          </w:tcPr>
+          <w:p>
+            <w:r>
+              <w:rPr>
+                <w:b/>
+              </w:rPr>
+              <w:t>Giá trị tài liệu / Nguồn/trang</w:t>
+            </w:r>
+          </w:p>
+        </w:tc>
+      </w:tr>
+      <w:tr>
+        <w:tc>
+          <w:p>
+            <w:r>
+              <w:t>Keyer I/O · Chọn: Active High/Open; Active Low/Ground</w:t>
+            </w:r>
+          </w:p>
+        </w:tc>
+        <w:tc>
+          <w:p>
+            <w:r>
+              <w:t>Active High/Open</w:t>
+            </w:r>
+          </w:p>
+        </w:tc>
+        <w:tc>
+          <w:p>
+            <w:r>
+              <w:t>Giá trị: ______; Nguồn/trang: ______</w:t>
+            </w:r>
+          </w:p>
+        </w:tc>
+      </w:tr>
+      <w:tr>
+        <w:tc>
+          <w:p>
+            <w:r>
+              <w:t>Windowed keying · Bật / Tắt</w:t>
+            </w:r>
+          </w:p>
+        </w:tc>
+        <w:tc>
+          <w:p>
+            <w:r>
+              <w:t>Tắt</w:t>
+            </w:r>
+          </w:p>
+        </w:tc>
+        <w:tc>
+          <w:p>
+            <w:r>
+              <w:t>Giá trị: ______; Nguồn/trang: ______</w:t>
+            </w:r>
+          </w:p>
+        </w:tc>
+      </w:tr>
+      <w:tr>
+        <w:tc>
+          <w:p>
+            <w:r>
+              <w:t>Ident keyer source · Chọn: Internal Keying; External Keying</w:t>
+            </w:r>
+          </w:p>
+        </w:tc>
+        <w:tc>
+          <w:p>
+            <w:r>
+              <w:t>Internal Keying</w:t>
+            </w:r>
+          </w:p>
+        </w:tc>
+        <w:tc>
+          <w:p>
+            <w:r>
+              <w:t>Giá trị: ______; Nguồn/trang: ______</w:t>
+            </w:r>
+          </w:p>
+        </w:tc>
+      </w:tr>
+      <w:tr>
+        <w:tc>
+          <w:p>
+            <w:r>
+              <w:t>Self-key on loss · Bật / Tắt</w:t>
+            </w:r>
+          </w:p>
+        </w:tc>
+        <w:tc>
+          <w:p>
+            <w:r>
+              <w:t>Tắt</w:t>
+            </w:r>
+          </w:p>
+        </w:tc>
+        <w:tc>
+          <w:p>
+            <w:r>
+              <w:t>Giá trị: ______; Nguồn/trang: ______</w:t>
+            </w:r>
+          </w:p>
+        </w:tc>
+      </w:tr>
+      <w:tr>
+        <w:tc>
+          <w:p>
+            <w:r>
+              <w:t>Shutdown on loss · Bật / Tắt</w:t>
+            </w:r>
+          </w:p>
+        </w:tc>
+        <w:tc>
+          <w:p>
+            <w:r>
+              <w:t>Tắt</w:t>
+            </w:r>
+          </w:p>
+        </w:tc>
+        <w:tc>
+          <w:p>
+            <w:r>
+              <w:t>Giá trị: ______; Nguồn/trang: ______</w:t>
+            </w:r>
+          </w:p>
+        </w:tc>
+      </w:tr>
+      <w:tr>
+        <w:tc>
+          <w:p>
+            <w:r>
+              <w:t>Restart when signal resumes · Bật / Tắt</w:t>
+            </w:r>
+          </w:p>
+        </w:tc>
+        <w:tc>
+          <w:p>
+            <w:r>
+              <w:t>Tắt</w:t>
+            </w:r>
+          </w:p>
+        </w:tc>
+        <w:tc>
+          <w:p>
+            <w:r>
+              <w:t>Giá trị: ______; Nguồn/trang: ______</w:t>
+            </w:r>
+          </w:p>
+        </w:tc>
+      </w:tr>
+      <w:tr>
+        <w:tc>
+          <w:p>
+            <w:r>
+              <w:t>Primary ident code</w:t>
+            </w:r>
+          </w:p>
+        </w:tc>
+        <w:tc>
+          <w:p>
+            <w:r>
+              <w:t>TST</w:t>
+            </w:r>
+          </w:p>
+        </w:tc>
+        <w:tc>
+          <w:p>
+            <w:r>
+              <w:t>Giá trị: ______; Nguồn/trang: ______</w:t>
+            </w:r>
+          </w:p>
+        </w:tc>
+      </w:tr>
+      <w:tr>
+        <w:tc>
+          <w:p>
+            <w:r>
+              <w:t>Secondary ident enabled · Bật / Tắt</w:t>
+            </w:r>
+          </w:p>
+        </w:tc>
+        <w:tc>
+          <w:p>
+            <w:r>
+              <w:t>Bật</w:t>
+            </w:r>
+          </w:p>
+        </w:tc>
+        <w:tc>
+          <w:p>
+            <w:r>
+              <w:t>Giá trị: ______; Nguồn/trang: ______</w:t>
+            </w:r>
+          </w:p>
+        </w:tc>
+      </w:tr>
+      <w:tr>
+        <w:tc>
+          <w:p>
+            <w:r>
+              <w:t>Secondary ident code</w:t>
+            </w:r>
+          </w:p>
+        </w:tc>
+        <w:tc>
+          <w:p>
+            <w:r>
+              <w:t>TST</w:t>
+            </w:r>
+          </w:p>
+        </w:tc>
+        <w:tc>
+          <w:p>
+            <w:r>
+              <w:t>Giá trị: ______; Nguồn/trang: ______</w:t>
+            </w:r>
+          </w:p>
+        </w:tc>
+      </w:tr>
+      <w:tr>
+        <w:tc>
+          <w:p>
+            <w:r>
+              <w:t>Standby ident · Chọn: Same as Main Ident; Secondary Ident; Disabled</w:t>
+            </w:r>
+          </w:p>
+        </w:tc>
+        <w:tc>
+          <w:p>
+            <w:r>
+              <w:t>Same as Main Ident</w:t>
+            </w:r>
+          </w:p>
+        </w:tc>
+        <w:tc>
+          <w:p>
+            <w:r>
+              <w:t>Giá trị: ______; Nguồn/trang: ______</w:t>
+            </w:r>
+          </w:p>
+        </w:tc>
+      </w:tr>
+    </w:tbl>
+    <w:p>
+      <w:pPr>
+        <w:pStyle w:val="Heading2"/>
+      </w:pPr>
+      <w:r>
+        <w:t>Transmitter offsets</w:t>
+      </w:r>
+    </w:p>
+    <w:tbl>
+      <w:tblPr>
+        <w:tblStyle w:val="TableGrid"/>
+        <w:tblW w:type="auto" w:w="0"/>
+        <w:tblLayout w:type="fixed"/>
+        <w:tblLook w:firstColumn="1" w:firstRow="1" w:lastColumn="0" w:lastRow="0" w:noHBand="0" w:noVBand="1" w:val="04A0"/>
+      </w:tblPr>
+      <w:tblGrid>
+        <w:gridCol w:w="5472"/>
+        <w:gridCol w:w="1656"/>
+        <w:gridCol w:w="2736"/>
+      </w:tblGrid>
+      <w:tr>
+        <w:trPr>
+          <w:tblHeader/>
+        </w:trPr>
+        <w:tc>
+          <w:tcPr>
+            <w:tcW w:type="dxa" w:w="5472"/>
+          </w:tcPr>
+          <w:p>
+            <w:r>
+              <w:rPr>
+                <w:b/>
+              </w:rPr>
+              <w:t>Thông số / đơn vị / giới hạn</w:t>
+            </w:r>
+          </w:p>
+        </w:tc>
+        <w:tc>
+          <w:tcPr>
+            <w:tcW w:type="dxa" w:w="1656"/>
+          </w:tcPr>
+          <w:p>
+            <w:r>
+              <w:rPr>
+                <w:b/>
+              </w:rPr>
+              <w:t>Mặc định mô phỏng</w:t>
+            </w:r>
+          </w:p>
+        </w:tc>
+        <w:tc>
+          <w:tcPr>
+            <w:tcW w:type="dxa" w:w="2736"/>
+          </w:tcPr>
+          <w:p>
+            <w:r>
+              <w:rPr>
+                <w:b/>
+              </w:rPr>
+              <w:t>Giá trị tài liệu / Nguồn/trang</w:t>
+            </w:r>
+          </w:p>
+        </w:tc>
+      </w:tr>
+      <w:tr>
+        <w:tc>
+          <w:p>
+            <w:r>
+              <w:t>TX1 power output scale · Đơn vị: % · ≥ 0 · ≤ 200</w:t>
+            </w:r>
+          </w:p>
+        </w:tc>
+        <w:tc>
+          <w:p>
+            <w:r>
+              <w:t>51.3</w:t>
+            </w:r>
+          </w:p>
+        </w:tc>
+        <w:tc>
+          <w:p>
+            <w:r>
+              <w:t>Giá trị: ______; Nguồn/trang: ______</w:t>
+            </w:r>
+          </w:p>
+        </w:tc>
+      </w:tr>
+      <w:tr>
+        <w:tc>
+          <w:p>
+            <w:r>
+              <w:t>TX2 power output scale · Đơn vị: % · ≥ 0 · ≤ 200</w:t>
+            </w:r>
+          </w:p>
+        </w:tc>
+        <w:tc>
+          <w:p>
+            <w:r>
+              <w:t>53.4</w:t>
+            </w:r>
+          </w:p>
+        </w:tc>
+        <w:tc>
+          <w:p>
+            <w:r>
+              <w:t>Giá trị: ______; Nguồn/trang: ______</w:t>
+            </w:r>
+          </w:p>
+        </w:tc>
+      </w:tr>
+      <w:tr>
+        <w:tc>
+          <w:p>
+            <w:r>
+              <w:t>TX1 Rx sensitivity offset · Đơn vị: dB · ≥ -20 · ≤ 20</w:t>
+            </w:r>
+          </w:p>
+        </w:tc>
+        <w:tc>
+          <w:p>
+            <w:r>
+              <w:t>0</w:t>
+            </w:r>
+          </w:p>
+        </w:tc>
+        <w:tc>
+          <w:p>
+            <w:r>
+              <w:t>Giá trị: ______; Nguồn/trang: ______</w:t>
+            </w:r>
+          </w:p>
+        </w:tc>
+      </w:tr>
+      <w:tr>
+        <w:tc>
+          <w:p>
+            <w:r>
+              <w:t>TX2 Rx sensitivity offset · Đơn vị: dB · ≥ -20 · ≤ 20</w:t>
+            </w:r>
+          </w:p>
+        </w:tc>
+        <w:tc>
+          <w:p>
+            <w:r>
+              <w:t>0</w:t>
+            </w:r>
+          </w:p>
+        </w:tc>
+        <w:tc>
+          <w:p>
+            <w:r>
+              <w:t>Giá trị: ______; Nguồn/trang: ______</w:t>
+            </w:r>
+          </w:p>
+        </w:tc>
+      </w:tr>
+      <w:tr>
+        <w:tc>
+          <w:p>
+            <w:r>
+              <w:t>TX1 base delay offset · Đơn vị: us · ≥ -100 · ≤ 100</w:t>
+            </w:r>
+          </w:p>
+        </w:tc>
+        <w:tc>
+          <w:p>
+            <w:r>
+              <w:t>0</w:t>
+            </w:r>
+          </w:p>
+        </w:tc>
+        <w:tc>
+          <w:p>
+            <w:r>
+              <w:t>Giá trị: ______; Nguồn/trang: ______</w:t>
+            </w:r>
+          </w:p>
+        </w:tc>
+      </w:tr>
+      <w:tr>
+        <w:tc>
+          <w:p>
+            <w:r>
+              <w:t>TX2 base delay offset · Đơn vị: us · ≥ -100 · ≤ 100</w:t>
+            </w:r>
+          </w:p>
+        </w:tc>
+        <w:tc>
+          <w:p>
+            <w:r>
+              <w:t>0</w:t>
+            </w:r>
+          </w:p>
+        </w:tc>
+        <w:tc>
+          <w:p>
+            <w:r>
+              <w:t>Giá trị: ______; Nguồn/trang: ______</w:t>
+            </w:r>
+          </w:p>
+        </w:tc>
+      </w:tr>
+    </w:tbl>
+    <w:p>
+      <w:pPr>
+        <w:pStyle w:val="Heading2"/>
+      </w:pPr>
+      <w:r>
+        <w:t>Monitor alarm limits</w:t>
+      </w:r>
+    </w:p>
+    <w:tbl>
+      <w:tblPr>
+        <w:tblStyle w:val="TableGrid"/>
+        <w:tblW w:type="auto" w:w="0"/>
+        <w:tblLayout w:type="fixed"/>
+        <w:tblLook w:firstColumn="1" w:firstRow="1" w:lastColumn="0" w:lastRow="0" w:noHBand="0" w:noVBand="1" w:val="04A0"/>
+      </w:tblPr>
+      <w:tblGrid>
+        <w:gridCol w:w="5472"/>
+        <w:gridCol w:w="1656"/>
+        <w:gridCol w:w="2736"/>
+      </w:tblGrid>
+      <w:tr>
+        <w:trPr>
+          <w:tblHeader/>
+        </w:trPr>
+        <w:tc>
+          <w:tcPr>
+            <w:tcW w:type="dxa" w:w="5472"/>
+          </w:tcPr>
+          <w:p>
+            <w:r>
+              <w:rPr>
+                <w:b/>
+              </w:rPr>
+              <w:t>Thông số / đơn vị / giới hạn</w:t>
+            </w:r>
+          </w:p>
+        </w:tc>
+        <w:tc>
+          <w:tcPr>
+            <w:tcW w:type="dxa" w:w="1656"/>
+          </w:tcPr>
+          <w:p>
+            <w:r>
+              <w:rPr>
+                <w:b/>
+              </w:rPr>
+              <w:t>Mặc định mô phỏng</w:t>
+            </w:r>
+          </w:p>
+        </w:tc>
+        <w:tc>
+          <w:tcPr>
+            <w:tcW w:type="dxa" w:w="2736"/>
+          </w:tcPr>
+          <w:p>
+            <w:r>
+              <w:rPr>
+                <w:b/>
+              </w:rPr>
+              <w:t>Giá trị tài liệu / Nguồn/trang</w:t>
+            </w:r>
+          </w:p>
+        </w:tc>
+      </w:tr>
+      <w:tr>
+        <w:tc>
+          <w:p>
+            <w:r>
+              <w:t>Delay Alarm low · Đơn vị: us · Chưa công bố khoảng số trong biểu mẫu</w:t>
+            </w:r>
+          </w:p>
+        </w:tc>
+        <w:tc>
+          <w:p>
+            <w:r>
+              <w:t>-0.4</w:t>
+            </w:r>
+          </w:p>
+        </w:tc>
+        <w:tc>
+          <w:p>
+            <w:r>
+              <w:t>Giá trị: ______; Nguồn/trang: ______</w:t>
+            </w:r>
+          </w:p>
+        </w:tc>
+      </w:tr>
+      <w:tr>
+        <w:tc>
+          <w:p>
+            <w:r>
+              <w:t>Delay Pre-alarm low · Đơn vị: us · Chưa công bố khoảng số trong biểu mẫu</w:t>
+            </w:r>
+          </w:p>
+        </w:tc>
+        <w:tc>
+          <w:p>
+            <w:r>
+              <w:t>-0.32</w:t>
+            </w:r>
+          </w:p>
+        </w:tc>
+        <w:tc>
+          <w:p>
+            <w:r>
+              <w:t>Giá trị: ______; Nguồn/trang: ______</w:t>
+            </w:r>
+          </w:p>
+        </w:tc>
+      </w:tr>
+      <w:tr>
+        <w:tc>
+          <w:p>
+            <w:r>
+              <w:t>Delay Pre-alarm high · Đơn vị: us · Chưa công bố khoảng số trong biểu mẫu</w:t>
+            </w:r>
+          </w:p>
+        </w:tc>
+        <w:tc>
+          <w:p>
+            <w:r>
+              <w:t>0.32</w:t>
+            </w:r>
+          </w:p>
+        </w:tc>
+        <w:tc>
+          <w:p>
+            <w:r>
+              <w:t>Giá trị: ______; Nguồn/trang: ______</w:t>
+            </w:r>
+          </w:p>
+        </w:tc>
+      </w:tr>
+      <w:tr>
+        <w:tc>
+          <w:p>
+            <w:r>
+              <w:t>Delay Alarm high · Đơn vị: us · Chưa công bố khoảng số trong biểu mẫu</w:t>
+            </w:r>
+          </w:p>
+        </w:tc>
+        <w:tc>
+          <w:p>
+            <w:r>
+              <w:t>0.4</w:t>
+            </w:r>
+          </w:p>
+        </w:tc>
+        <w:tc>
+          <w:p>
+            <w:r>
+              <w:t>Giá trị: ______; Nguồn/trang: ______</w:t>
+            </w:r>
+          </w:p>
+        </w:tc>
+      </w:tr>
+      <w:tr>
+        <w:tc>
+          <w:p>
+            <w:r>
+              <w:t>Spacing Alarm low · Đơn vị: us · Chưa công bố khoảng số trong biểu mẫu</w:t>
+            </w:r>
+          </w:p>
+        </w:tc>
+        <w:tc>
+          <w:p>
+            <w:r>
+              <w:t>-0.4</w:t>
+            </w:r>
+          </w:p>
+        </w:tc>
+        <w:tc>
+          <w:p>
+            <w:r>
+              <w:t>Giá trị: ______; Nguồn/trang: ______</w:t>
+            </w:r>
+          </w:p>
+        </w:tc>
+      </w:tr>
+      <w:tr>
+        <w:tc>
+          <w:p>
+            <w:r>
+              <w:t>Spacing Pre-alarm low · Đơn vị: us · Chưa công bố khoảng số trong biểu mẫu</w:t>
+            </w:r>
+          </w:p>
+        </w:tc>
+        <w:tc>
+          <w:p>
+            <w:r>
+              <w:t>-0.32</w:t>
+            </w:r>
+          </w:p>
+        </w:tc>
+        <w:tc>
+          <w:p>
+            <w:r>
+              <w:t>Giá trị: ______; Nguồn/trang: ______</w:t>
+            </w:r>
+          </w:p>
+        </w:tc>
+      </w:tr>
+      <w:tr>
+        <w:tc>
+          <w:p>
+            <w:r>
+              <w:t>Spacing Pre-alarm high · Đơn vị: us · Chưa công bố khoảng số trong biểu mẫu</w:t>
+            </w:r>
+          </w:p>
+        </w:tc>
+        <w:tc>
+          <w:p>
+            <w:r>
+              <w:t>0.32</w:t>
+            </w:r>
+          </w:p>
+        </w:tc>
+        <w:tc>
+          <w:p>
+            <w:r>
+              <w:t>Giá trị: ______; Nguồn/trang: ______</w:t>
+            </w:r>
+          </w:p>
+        </w:tc>
+      </w:tr>
+      <w:tr>
+        <w:tc>
+          <w:p>
+            <w:r>
+              <w:t>Spacing Alarm high · Đơn vị: us · Chưa công bố khoảng số trong biểu mẫu</w:t>
+            </w:r>
+          </w:p>
+        </w:tc>
+        <w:tc>
+          <w:p>
+            <w:r>
+              <w:t>0.4</w:t>
+            </w:r>
+          </w:p>
+        </w:tc>
+        <w:tc>
+          <w:p>
+            <w:r>
+              <w:t>Giá trị: ______; Nguồn/trang: ______</w:t>
+            </w:r>
+          </w:p>
+        </w:tc>
+      </w:tr>
+      <w:tr>
+        <w:tc>
+          <w:p>
+            <w:r>
+              <w:t>Tx power Alarm low · Đơn vị: W · Chưa công bố khoảng số trong biểu mẫu</w:t>
+            </w:r>
+          </w:p>
+        </w:tc>
+        <w:tc>
+          <w:p>
+            <w:r>
+              <w:t>500</w:t>
+            </w:r>
+          </w:p>
+        </w:tc>
+        <w:tc>
+          <w:p>
+            <w:r>
+              <w:t>Giá trị: ______; Nguồn/trang: ______</w:t>
+            </w:r>
+          </w:p>
+        </w:tc>
+      </w:tr>
+      <w:tr>
+        <w:tc>
+          <w:p>
+            <w:r>
+              <w:t>Tx power Pre-alarm low · Đơn vị: W · Chưa công bố khoảng số trong biểu mẫu</w:t>
+            </w:r>
+          </w:p>
+        </w:tc>
+        <w:tc>
+          <w:p>
+            <w:r>
+              <w:t>550</w:t>
+            </w:r>
+          </w:p>
+        </w:tc>
+        <w:tc>
+          <w:p>
+            <w:r>
+              <w:t>Giá trị: ______; Nguồn/trang: ______</w:t>
+            </w:r>
+          </w:p>
+        </w:tc>
+      </w:tr>
+      <w:tr>
+        <w:tc>
+          <w:p>
+            <w:r>
+              <w:t>Tx power Nominal · Đơn vị: W · Chưa công bố khoảng số trong biểu mẫu</w:t>
+            </w:r>
+          </w:p>
+        </w:tc>
+        <w:tc>
+          <w:p>
+            <w:r>
+              <w:t>1000</w:t>
+            </w:r>
+          </w:p>
+        </w:tc>
+        <w:tc>
+          <w:p>
+            <w:r>
+              <w:t>Giá trị: ______; Nguồn/trang: ______</w:t>
+            </w:r>
+          </w:p>
+        </w:tc>
+      </w:tr>
+      <w:tr>
+        <w:tc>
+          <w:p>
+            <w:r>
+              <w:t>Tx power Pre-alarm high · Đơn vị: W · Chưa công bố khoảng số trong biểu mẫu</w:t>
+            </w:r>
+          </w:p>
+        </w:tc>
+        <w:tc>
+          <w:p>
+            <w:r>
+              <w:t>1225</w:t>
+            </w:r>
+          </w:p>
+        </w:tc>
+        <w:tc>
+          <w:p>
+            <w:r>
+              <w:t>Giá trị: ______; Nguồn/trang: ______</w:t>
+            </w:r>
+          </w:p>
+        </w:tc>
+      </w:tr>
+      <w:tr>
+        <w:tc>
+          <w:p>
+            <w:r>
+              <w:t>Tx power Alarm high · Đơn vị: W · Chưa công bố khoảng số trong biểu mẫu</w:t>
+            </w:r>
+          </w:p>
+        </w:tc>
+        <w:tc>
+          <w:p>
+            <w:r>
+              <w:t>1250</w:t>
+            </w:r>
+          </w:p>
+        </w:tc>
+        <w:tc>
+          <w:p>
+            <w:r>
+              <w:t>Giá trị: ______; Nguồn/trang: ______</w:t>
+            </w:r>
+          </w:p>
+        </w:tc>
+      </w:tr>
+      <w:tr>
+        <w:tc>
+          <w:p>
+            <w:r>
+              <w:t>ERP Alarm low · Đơn vị: dB · Chưa công bố khoảng số trong biểu mẫu</w:t>
+            </w:r>
+          </w:p>
+        </w:tc>
+        <w:tc>
+          <w:p>
+            <w:r>
+              <w:t>-3</w:t>
+            </w:r>
+          </w:p>
+        </w:tc>
+        <w:tc>
+          <w:p>
+            <w:r>
+              <w:t>Giá trị: ______; Nguồn/trang: ______</w:t>
+            </w:r>
+          </w:p>
+        </w:tc>
+      </w:tr>
+      <w:tr>
+        <w:tc>
+          <w:p>
+            <w:r>
+              <w:t>ERP Pre-alarm low · Đơn vị: dB · Chưa công bố khoảng số trong biểu mẫu</w:t>
+            </w:r>
+          </w:p>
+        </w:tc>
+        <w:tc>
+          <w:p>
+            <w:r>
+              <w:t>-2.7</w:t>
+            </w:r>
+          </w:p>
+        </w:tc>
+        <w:tc>
+          <w:p>
+            <w:r>
+              <w:t>Giá trị: ______; Nguồn/trang: ______</w:t>
+            </w:r>
+          </w:p>
+        </w:tc>
+      </w:tr>
+      <w:tr>
+        <w:tc>
+          <w:p>
+            <w:r>
+              <w:t>ERP Nominal · Đơn vị: dB · Chưa công bố khoảng số trong biểu mẫu</w:t>
+            </w:r>
+          </w:p>
+        </w:tc>
+        <w:tc>
+          <w:p>
+            <w:r>
+              <w:t>0</w:t>
+            </w:r>
+          </w:p>
+        </w:tc>
+        <w:tc>
+          <w:p>
+            <w:r>
+              <w:t>Giá trị: ______; Nguồn/trang: ______</w:t>
+            </w:r>
+          </w:p>
+        </w:tc>
+      </w:tr>
+      <w:tr>
+        <w:tc>
+          <w:p>
+            <w:r>
+              <w:t>ERP Pre-alarm high · Đơn vị: dB · Chưa công bố khoảng số trong biểu mẫu</w:t>
+            </w:r>
+          </w:p>
+        </w:tc>
+        <w:tc>
+          <w:p>
+            <w:r>
+              <w:t>0.9</w:t>
+            </w:r>
+          </w:p>
+        </w:tc>
+        <w:tc>
+          <w:p>
+            <w:r>
+              <w:t>Giá trị: ______; Nguồn/trang: ______</w:t>
+            </w:r>
+          </w:p>
+        </w:tc>
+      </w:tr>
+      <w:tr>
+        <w:tc>
+          <w:p>
+            <w:r>
+              <w:t>ERP Alarm high · Đơn vị: dB · Chưa công bố khoảng số trong biểu mẫu</w:t>
+            </w:r>
+          </w:p>
+        </w:tc>
+        <w:tc>
+          <w:p>
+            <w:r>
+              <w:t>1</w:t>
+            </w:r>
+          </w:p>
+        </w:tc>
+        <w:tc>
+          <w:p>
+            <w:r>
+              <w:t>Giá trị: ______; Nguồn/trang: ______</w:t>
+            </w:r>
+          </w:p>
+        </w:tc>
+      </w:tr>
+      <w:tr>
+        <w:tc>
+          <w:p>
+            <w:r>
+              <w:t>Efficiency Alarm low · Đơn vị: % · Chưa công bố khoảng số trong biểu mẫu</w:t>
+            </w:r>
+          </w:p>
+        </w:tc>
+        <w:tc>
+          <w:p>
+            <w:r>
+              <w:t>60</w:t>
+            </w:r>
+          </w:p>
+        </w:tc>
+        <w:tc>
+          <w:p>
+            <w:r>
+              <w:t>Giá trị: ______; Nguồn/trang: ______</w:t>
+            </w:r>
+          </w:p>
+        </w:tc>
+      </w:tr>
+      <w:tr>
+        <w:tc>
+          <w:p>
+            <w:r>
+              <w:t>Efficiency Pre-alarm low · Đơn vị: % · Chưa công bố khoảng số trong biểu mẫu</w:t>
+            </w:r>
+          </w:p>
+        </w:tc>
+        <w:tc>
+          <w:p>
+            <w:r>
+              <w:t>73</w:t>
+            </w:r>
+          </w:p>
+        </w:tc>
+        <w:tc>
+          <w:p>
+            <w:r>
+              <w:t>Giá trị: ______; Nguồn/trang: ______</w:t>
+            </w:r>
+          </w:p>
+        </w:tc>
+      </w:tr>
+      <w:tr>
+        <w:tc>
+          <w:p>
+            <w:r>
+              <w:t>Efficiency Nominal · Đơn vị: % · Chưa công bố khoảng số trong biểu mẫu</w:t>
+            </w:r>
+          </w:p>
+        </w:tc>
+        <w:tc>
+          <w:p>
+            <w:r>
+              <w:t>100</w:t>
+            </w:r>
+          </w:p>
+        </w:tc>
+        <w:tc>
+          <w:p>
+            <w:r>
+              <w:t>Giá trị: ______; Nguồn/trang: ______</w:t>
+            </w:r>
+          </w:p>
+        </w:tc>
+      </w:tr>
+      <w:tr>
+        <w:tc>
+          <w:p>
+            <w:r>
+              <w:t>PRF Alarm low · Đơn vị: ppps · Chưa công bố khoảng số trong biểu mẫu</w:t>
+            </w:r>
+          </w:p>
+        </w:tc>
+        <w:tc>
+          <w:p>
+            <w:r>
+              <w:t>720</w:t>
+            </w:r>
+          </w:p>
+        </w:tc>
+        <w:tc>
+          <w:p>
+            <w:r>
+              <w:t>Giá trị: ______; Nguồn/trang: ______</w:t>
+            </w:r>
+          </w:p>
+        </w:tc>
+      </w:tr>
+      <w:tr>
+        <w:tc>
+          <w:p>
+            <w:r>
+              <w:t>PRF Pre-alarm low · Đơn vị: ppps · Chưa công bố khoảng số trong biểu mẫu</w:t>
+            </w:r>
+          </w:p>
+        </w:tc>
+        <w:tc>
+          <w:p>
+            <w:r>
+              <w:t>730</w:t>
+            </w:r>
+          </w:p>
+        </w:tc>
+        <w:tc>
+          <w:p>
+            <w:r>
+              <w:t>Giá trị: ______; Nguồn/trang: ______</w:t>
+            </w:r>
+          </w:p>
+        </w:tc>
+      </w:tr>
+      <w:tr>
+        <w:tc>
+          <w:p>
+            <w:r>
+              <w:t>PRF Nominal · Đơn vị: ppps · Chưa công bố khoảng số trong biểu mẫu</w:t>
+            </w:r>
+          </w:p>
+        </w:tc>
+        <w:tc>
+          <w:p>
+            <w:r>
+              <w:t>800</w:t>
+            </w:r>
+          </w:p>
+        </w:tc>
+        <w:tc>
+          <w:p>
+            <w:r>
+              <w:t>Giá trị: ______; Nguồn/trang: ______</w:t>
+            </w:r>
+          </w:p>
+        </w:tc>
+      </w:tr>
+      <w:tr>
+        <w:tc>
+          <w:p>
+            <w:r>
+              <w:t>PRF Pre-alarm high · Đơn vị: ppps · Chưa công bố khoảng số trong biểu mẫu</w:t>
+            </w:r>
+          </w:p>
+        </w:tc>
+        <w:tc>
+          <w:p>
+            <w:r>
+              <w:t>6000</w:t>
+            </w:r>
+          </w:p>
+        </w:tc>
+        <w:tc>
+          <w:p>
+            <w:r>
+              <w:t>Giá trị: ______; Nguồn/trang: ______</w:t>
+            </w:r>
+          </w:p>
+        </w:tc>
+      </w:tr>
+      <w:tr>
+        <w:tc>
+          <w:p>
+            <w:r>
+              <w:t>PRF Alarm high · Đơn vị: ppps · Chưa công bố khoảng số trong biểu mẫu</w:t>
+            </w:r>
+          </w:p>
+        </w:tc>
+        <w:tc>
+          <w:p>
+            <w:r>
+              <w:t>6000</w:t>
+            </w:r>
+          </w:p>
+        </w:tc>
+        <w:tc>
+          <w:p>
+            <w:r>
+              <w:t>Giá trị: ______; Nguồn/trang: ______</w:t>
+            </w:r>
+          </w:p>
+        </w:tc>
+      </w:tr>
+      <w:tr>
+        <w:tc>
+          <w:p>
+            <w:r>
+              <w:t>Tx Frequency Error Alarm low · Đơn vị: ppm · Chưa công bố khoảng số trong biểu mẫu</w:t>
+            </w:r>
+          </w:p>
+        </w:tc>
+        <w:tc>
+          <w:p>
+            <w:r>
+              <w:t>-20</w:t>
+            </w:r>
+          </w:p>
+        </w:tc>
+        <w:tc>
+          <w:p>
+            <w:r>
+              <w:t>Giá trị: ______; Nguồn/trang: ______</w:t>
+            </w:r>
+          </w:p>
+        </w:tc>
+      </w:tr>
+      <w:tr>
+        <w:tc>
+          <w:p>
+            <w:r>
+              <w:t>Tx Frequency Error Pre-alarm low · Đơn vị: ppm · Chưa công bố khoảng số trong biểu mẫu</w:t>
+            </w:r>
+          </w:p>
+        </w:tc>
+        <w:tc>
+          <w:p>
+            <w:r>
+              <w:t>-18</w:t>
+            </w:r>
+          </w:p>
+        </w:tc>
+        <w:tc>
+          <w:p>
+            <w:r>
+              <w:t>Giá trị: ______; Nguồn/trang: ______</w:t>
+            </w:r>
+          </w:p>
+        </w:tc>
+      </w:tr>
+      <w:tr>
+        <w:tc>
+          <w:p>
+            <w:r>
+              <w:t>Tx Frequency Error Nominal · Đơn vị: ppm · Chưa công bố khoảng số trong biểu mẫu</w:t>
+            </w:r>
+          </w:p>
+        </w:tc>
+        <w:tc>
+          <w:p>
+            <w:r>
+              <w:t>0</w:t>
+            </w:r>
+          </w:p>
+        </w:tc>
+        <w:tc>
+          <w:p>
+            <w:r>
+              <w:t>Giá trị: ______; Nguồn/trang: ______</w:t>
+            </w:r>
+          </w:p>
+        </w:tc>
+      </w:tr>
+      <w:tr>
+        <w:tc>
+          <w:p>
+            <w:r>
+              <w:t>Tx Frequency Error Pre-alarm high · Đơn vị: ppm · Chưa công bố khoảng số trong biểu mẫu</w:t>
+            </w:r>
+          </w:p>
+        </w:tc>
+        <w:tc>
+          <w:p>
+            <w:r>
+              <w:t>18</w:t>
+            </w:r>
+          </w:p>
+        </w:tc>
+        <w:tc>
+          <w:p>
+            <w:r>
+              <w:t>Giá trị: ______; Nguồn/trang: ______</w:t>
+            </w:r>
+          </w:p>
+        </w:tc>
+      </w:tr>
+      <w:tr>
+        <w:tc>
+          <w:p>
+            <w:r>
+              <w:t>Tx Frequency Error Alarm high · Đơn vị: ppm · Chưa công bố khoảng số trong biểu mẫu</w:t>
+            </w:r>
+          </w:p>
+        </w:tc>
+        <w:tc>
+          <w:p>
+            <w:r>
+              <w:t>20</w:t>
+            </w:r>
+          </w:p>
+        </w:tc>
+        <w:tc>
+          <w:p>
+            <w:r>
+              <w:t>Giá trị: ______; Nguồn/trang: ______</w:t>
+            </w:r>
+          </w:p>
+        </w:tc>
+      </w:tr>
+      <w:tr>
+        <w:tc>
+          <w:p>
+            <w:r>
+              <w:t>Rx Frequency Error Alarm low · Đơn vị: ppm · Chưa công bố khoảng số trong biểu mẫu</w:t>
+            </w:r>
+          </w:p>
+        </w:tc>
+        <w:tc>
+          <w:p>
+            <w:r>
+              <w:t>-20</w:t>
+            </w:r>
+          </w:p>
+        </w:tc>
+        <w:tc>
+          <w:p>
+            <w:r>
+              <w:t>Giá trị: ______; Nguồn/trang: ______</w:t>
+            </w:r>
+          </w:p>
+        </w:tc>
+      </w:tr>
+      <w:tr>
+        <w:tc>
+          <w:p>
+            <w:r>
+              <w:t>Rx Frequency Error Pre-alarm low · Đơn vị: ppm · Chưa công bố khoảng số trong biểu mẫu</w:t>
+            </w:r>
+          </w:p>
+        </w:tc>
+        <w:tc>
+          <w:p>
+            <w:r>
+              <w:t>-18</w:t>
+            </w:r>
+          </w:p>
+        </w:tc>
+        <w:tc>
+          <w:p>
+            <w:r>
+              <w:t>Giá trị: ______; Nguồn/trang: ______</w:t>
+            </w:r>
+          </w:p>
+        </w:tc>
+      </w:tr>
+      <w:tr>
+        <w:tc>
+          <w:p>
+            <w:r>
+              <w:t>Rx Frequency Error Nominal · Đơn vị: ppm · Chưa công bố khoảng số trong biểu mẫu</w:t>
+            </w:r>
+          </w:p>
+        </w:tc>
+        <w:tc>
+          <w:p>
+            <w:r>
+              <w:t>0</w:t>
+            </w:r>
+          </w:p>
+        </w:tc>
+        <w:tc>
+          <w:p>
+            <w:r>
+              <w:t>Giá trị: ______; Nguồn/trang: ______</w:t>
+            </w:r>
+          </w:p>
+        </w:tc>
+      </w:tr>
+      <w:tr>
+        <w:tc>
+          <w:p>
+            <w:r>
+              <w:t>Rx Frequency Error Pre-alarm high · Đơn vị: ppm · Chưa công bố khoảng số trong biểu mẫu</w:t>
+            </w:r>
+          </w:p>
+        </w:tc>
+        <w:tc>
+          <w:p>
+            <w:r>
+              <w:t>18</w:t>
+            </w:r>
+          </w:p>
+        </w:tc>
+        <w:tc>
+          <w:p>
+            <w:r>
+              <w:t>Giá trị: ______; Nguồn/trang: ______</w:t>
+            </w:r>
+          </w:p>
+        </w:tc>
+      </w:tr>
+      <w:tr>
+        <w:tc>
+          <w:p>
+            <w:r>
+              <w:t>Rx Frequency Error Alarm high · Đơn vị: ppm · Chưa công bố khoảng số trong biểu mẫu</w:t>
+            </w:r>
+          </w:p>
+        </w:tc>
+        <w:tc>
+          <w:p>
+            <w:r>
+              <w:t>20</w:t>
+            </w:r>
+          </w:p>
+        </w:tc>
+        <w:tc>
+          <w:p>
+            <w:r>
+              <w:t>Giá trị: ______; Nguồn/trang: ______</w:t>
+            </w:r>
+          </w:p>
+        </w:tc>
+      </w:tr>
+      <w:tr>
+        <w:tc>
+          <w:p>
+            <w:r>
+              <w:t>VSWR Nominal · Đơn vị: :1 · Chưa công bố khoảng số trong biểu mẫu</w:t>
+            </w:r>
+          </w:p>
+        </w:tc>
+        <w:tc>
+          <w:p>
+            <w:r>
+              <w:t>1.1</w:t>
+            </w:r>
+          </w:p>
+        </w:tc>
+        <w:tc>
+          <w:p>
+            <w:r>
+              <w:t>Giá trị: ______; Nguồn/trang: ______</w:t>
+            </w:r>
+          </w:p>
+        </w:tc>
+      </w:tr>
+      <w:tr>
+        <w:tc>
+          <w:p>
+            <w:r>
+              <w:t>VSWR Pre-alarm high · Đơn vị: :1 · Chưa công bố khoảng số trong biểu mẫu</w:t>
+            </w:r>
+          </w:p>
+        </w:tc>
+        <w:tc>
+          <w:p>
+            <w:r>
+              <w:t>3</w:t>
+            </w:r>
+          </w:p>
+        </w:tc>
+        <w:tc>
+          <w:p>
+            <w:r>
+              <w:t>Giá trị: ______; Nguồn/trang: ______</w:t>
+            </w:r>
+          </w:p>
+        </w:tc>
+      </w:tr>
+      <w:tr>
+        <w:tc>
+          <w:p>
+            <w:r>
+              <w:t>VSWR Alarm high · Đơn vị: :1 · Chưa công bố khoảng số trong biểu mẫu</w:t>
+            </w:r>
+          </w:p>
+        </w:tc>
+        <w:tc>
+          <w:p>
+            <w:r>
+              <w:t>4</w:t>
+            </w:r>
+          </w:p>
+        </w:tc>
+        <w:tc>
+          <w:p>
+            <w:r>
+              <w:t>Giá trị: ______; Nguồn/trang: ______</w:t>
+            </w:r>
+          </w:p>
+        </w:tc>
+      </w:tr>
+    </w:tbl>
+    <w:p>
+      <w:pPr>
+        <w:pStyle w:val="Heading1"/>
+      </w:pPr>
+      <w:r>
+        <w:t>C. Tham khảo các bước tiếp theo — không bắt buộc điền trong Word</w:t>
+      </w:r>
+    </w:p>
+    <w:p>
+      <w:r>
+        <w:t>Tên, mô tả, độ khó và các mục sau có thể điền trong modal. Đây chỉ là ghi chú tùy chọn, không phải yêu cầu phải điền lỗi hay đáp án trong tài liệu nền.</w:t>
+      </w:r>
+    </w:p>
+    <w:p>
+      <w:r>
+        <w:t>1. Trạng thái khởi đầu: xem các giá trị nền đã chuẩn hóa; kiểm tra nguồn và xác nhận từng nhóm trong trình hướng dẫn.</w:t>
+      </w:r>
+    </w:p>
+    <w:p>
+      <w:r>
+        <w:t>2. Lỗi đưa vào: chọn lỗi hoặc yêu cầu tình huống mà đúng thiết bị hỗ trợ trong modal; không dùng cột thông số nền để ghi giá trị gây lỗi.</w:t>
+      </w:r>
+    </w:p>
+    <w:p>
+      <w:r>
+        <w:t>3. Điều kiện đạt: đặt mục tiêu bài tập trong modal; không thay ngưỡng bảo vệ để né lỗi.</w:t>
+      </w:r>
+    </w:p>
+    <w:p>
+      <w:r>
+        <w:t>4. Chẩn đoán hai bước: khi bài tập cần, dùng các màn hình, thao tác và phần cứng được trình hướng dẫn liệt kê; không tự đặt vị trí phần cứng.</w:t>
+      </w:r>
+    </w:p>
+    <w:p>
+      <w:r>
+        <w:t>5. Quyền chỉnh sửa của thí sinh: chọn các trường được phép sửa trong modal, rồi xem lại trước xác nhận cuối.</w:t>
+      </w:r>
+    </w:p>
+    <w:p>
+      <w:r>
+        <w:t>Các nhóm thật trong trình hướng dẫn: Thông tin kịch bản; 1. Trạng thái khởi đầu; 2. Lỗi đưa vào; 3. Điều kiện đạt; 4. Chẩn đoán hai bước; 5. Quyền chỉnh sửa của thí sinh.</w:t>
+      </w:r>
+    </w:p>
+    <w:p>
+      <w:r>
+        <w:t>Ghi chú tình huống tùy chọn: ______. Thông tin còn thiếu hoặc mâu thuẫn cần hỏi lại: ______.</w:t>
+      </w:r>
+    </w:p>
+    <w:p>
+      <w:r>
+        <w:t>Chỉ xác nhận cuối mới tạo kịch bản chưa xuất bản. Giám khảo xem lại trong simulator trước khi đưa vào Ôn tập/Kỳ thi; mẫu này không tự xuất bản, không chấm điểm và không xác minh khôi phục.</w:t>
       </w:r>
     </w:p>
     <w:sectPr>
-      <w:headerReference w:type="default" r:id="rId1"/>
-      <w:footerReference w:type="default" r:id="rId4"/>
-      <w:pgSz w:w="12240" w:h="15840"/>
-      <w:pgMar w:top="936" w:right="1008" w:bottom="936" w:left="1008" w:header="720" w:footer="720" w:gutter="0"/>
+      <w:pgSz w:w="11909" w:h="16834"/>
+      <w:pgMar w:top="864" w:right="936" w:bottom="864" w:left="936" w:header="720" w:footer="720" w:gutter="0"/>
       <w:cols w:space="720"/>
       <w:docGrid w:linePitch="360"/>
     </w:sectPr>
   </w:body>
 </w:document>
-</file>
-
-<file path=word/footer1.xml><?xml version="1.0" encoding="utf-8"?>
-<w:ftr xmlns:m="http://schemas.openxmlformats.org/officeDocument/2006/math" xmlns:mc="http://schemas.openxmlformats.org/markup-compatibility/2006" xmlns:mo="http://schemas.microsoft.com/office/mac/office/2008/main" xmlns:mv="urn:schemas-microsoft-com:mac:vml" xmlns:o="urn:schemas-microsoft-com:office:office" xmlns:r="http://schemas.openxmlformats.org/officeDocument/2006/relationships" xmlns:v="urn:schemas-microsoft-com:vml" xmlns:w10="urn:schemas-microsoft-com:office:word" xmlns:w14="http://schemas.microsoft.com/office/word/2010/wordml" xmlns:w="http://schemas.openxmlformats.org/wordprocessingml/2006/main" xmlns:wne="http://schemas.microsoft.com/office/word/2006/wordml" xmlns:wp14="http://schemas.microsoft.com/office/word/2010/wordprocessingDrawing" xmlns:wp="http://schemas.openxmlformats.org/drawingml/2006/wordprocessingDrawing" xmlns:wpc="http://schemas.microsoft.com/office/word/2010/wordprocessingCanvas" xmlns:wpg="http://schemas.microsoft.com/office/word/2010/wordprocessingGroup" xmlns:wpi="http://schemas.microsoft.com/office/word/2010/wordprocessingInk" xmlns:wps="http://schemas.microsoft.com/office/word/2010/wordprocessingShape" mc:Ignorable="w14 wp14">
-  <w:p>
-    <w:pPr>
-      <w:pStyle w:val="Footer"/>
-    </w:pPr>
-  </w:p>
-</w:ftr>
-</file>
-
-<file path=word/header1.xml><?xml version="1.0" encoding="utf-8"?>
-<w:hdr xmlns:m="http://schemas.openxmlformats.org/officeDocument/2006/math" xmlns:mc="http://schemas.openxmlformats.org/markup-compatibility/2006" xmlns:mo="http://schemas.microsoft.com/office/mac/office/2008/main" xmlns:mv="urn:schemas-microsoft-com:mac:vml" xmlns:o="urn:schemas-microsoft-com:office:office" xmlns:r="http://schemas.openxmlformats.org/officeDocument/2006/relationships" xmlns:v="urn:schemas-microsoft-com:vml" xmlns:w10="urn:schemas-microsoft-com:office:word" xmlns:w14="http://schemas.microsoft.com/office/word/2010/wordml" xmlns:w="http://schemas.openxmlformats.org/wordprocessingml/2006/main" xmlns:wne="http://schemas.microsoft.com/office/word/2006/wordml" xmlns:wp14="http://schemas.microsoft.com/office/word/2010/wordprocessingDrawing" xmlns:wp="http://schemas.openxmlformats.org/drawingml/2006/wordprocessingDrawing" xmlns:wpc="http://schemas.microsoft.com/office/word/2010/wordprocessingCanvas" xmlns:wpg="http://schemas.microsoft.com/office/word/2010/wordprocessingGroup" xmlns:wpi="http://schemas.microsoft.com/office/word/2010/wordprocessingInk" xmlns:wps="http://schemas.microsoft.com/office/word/2010/wordprocessingShape" mc:Ignorable="w14 wp14">
-  <w:p>
-    <w:pPr>
-      <w:pStyle w:val="Header"/>
-    </w:pPr>
-  </w:p>
-</w:hdr>
 </file>
 
 <file path=word/numbering.xml><?xml version="1.0" encoding="utf-8"?>
@@ -774,56 +4275,12 @@
     <w:qFormat/>
     <w:rsid w:val="00FC693F"/>
     <w:pPr>
-      <w:spacing w:after="100"/>
+      <w:spacing w:after="60"/>
     </w:pPr>
     <w:rPr>
       <w:rFonts w:ascii="Arial" w:hAnsi="Arial"/>
-      <w:sz w:val="20"/>
+      <w:sz w:val="18"/>
     </w:rPr>
-  </w:style>
-  <w:style w:type="paragraph" w:styleId="Header">
-    <w:name w:val="header"/>
-    <w:basedOn w:val="Normal"/>
-    <w:link w:val="HeaderChar"/>
-    <w:uiPriority w:val="99"/>
-    <w:unhideWhenUsed/>
-    <w:rsid w:val="00E618BF"/>
-    <w:pPr>
-      <w:tabs>
-        <w:tab w:val="center" w:pos="4680"/>
-        <w:tab w:val="right" w:pos="9360"/>
-      </w:tabs>
-      <w:spacing w:after="0" w:line="240" w:lineRule="auto"/>
-    </w:pPr>
-  </w:style>
-  <w:style w:type="character" w:customStyle="1" w:styleId="HeaderChar">
-    <w:name w:val="Header Char"/>
-    <w:basedOn w:val="DefaultParagraphFont"/>
-    <w:link w:val="Header"/>
-    <w:uiPriority w:val="99"/>
-    <w:rsid w:val="00E618BF"/>
-  </w:style>
-  <w:style w:type="paragraph" w:styleId="Footer">
-    <w:name w:val="footer"/>
-    <w:basedOn w:val="Normal"/>
-    <w:link w:val="FooterChar"/>
-    <w:uiPriority w:val="99"/>
-    <w:unhideWhenUsed/>
-    <w:rsid w:val="00E618BF"/>
-    <w:pPr>
-      <w:tabs>
-        <w:tab w:val="center" w:pos="4680"/>
-        <w:tab w:val="right" w:pos="9360"/>
-      </w:tabs>
-      <w:spacing w:after="0" w:line="240" w:lineRule="auto"/>
-    </w:pPr>
-  </w:style>
-  <w:style w:type="character" w:customStyle="1" w:styleId="FooterChar">
-    <w:name w:val="Footer Char"/>
-    <w:basedOn w:val="DefaultParagraphFont"/>
-    <w:link w:val="Footer"/>
-    <w:uiPriority w:val="99"/>
-    <w:rsid w:val="00E618BF"/>
   </w:style>
   <w:style w:type="paragraph" w:styleId="Heading1">
     <w:name w:val="heading 1"/>
@@ -843,9 +4300,33 @@
       <w:rFonts w:asciiTheme="majorHAnsi" w:eastAsiaTheme="majorEastAsia" w:hAnsiTheme="majorHAnsi" w:cstheme="majorBidi"/>
       <w:b/>
       <w:bCs/>
-      <w:color w:val="365F91" w:themeColor="accent1" w:themeShade="BF"/>
+      <w:color w:val="17365D"/>
       <w:sz w:val="28"/>
       <w:szCs w:val="28"/>
+    </w:rPr>
+  </w:style>
+  <w:style w:type="paragraph" w:styleId="Heading2">
+    <w:name w:val="heading 2"/>
+    <w:basedOn w:val="Normal"/>
+    <w:next w:val="Normal"/>
+    <w:link w:val="Heading2Char"/>
+    <w:uiPriority w:val="9"/>
+    <w:unhideWhenUsed/>
+    <w:qFormat/>
+    <w:rsid w:val="00FC693F"/>
+    <w:pPr>
+      <w:keepNext/>
+      <w:keepLines/>
+      <w:spacing w:before="200" w:after="0"/>
+      <w:outlineLvl w:val="1"/>
+    </w:pPr>
+    <w:rPr>
+      <w:rFonts w:asciiTheme="majorHAnsi" w:eastAsiaTheme="majorEastAsia" w:hAnsiTheme="majorHAnsi" w:cstheme="majorBidi"/>
+      <w:b/>
+      <w:bCs/>
+      <w:color w:val="17365D"/>
+      <w:sz w:val="26"/>
+      <w:szCs w:val="26"/>
     </w:rPr>
   </w:style>
   <w:style w:type="character" w:default="1" w:styleId="DefaultParagraphFont">
@@ -888,6 +4369,21 @@
       <w:color w:val="365F91" w:themeColor="accent1" w:themeShade="BF"/>
       <w:sz w:val="28"/>
       <w:szCs w:val="28"/>
+    </w:rPr>
+  </w:style>
+  <w:style w:type="character" w:customStyle="1" w:styleId="Heading2Char">
+    <w:name w:val="Heading 2 Char"/>
+    <w:basedOn w:val="DefaultParagraphFont"/>
+    <w:link w:val="Heading2"/>
+    <w:uiPriority w:val="9"/>
+    <w:rsid w:val="00FC693F"/>
+    <w:rPr>
+      <w:rFonts w:asciiTheme="majorHAnsi" w:eastAsiaTheme="majorEastAsia" w:hAnsiTheme="majorHAnsi" w:cstheme="majorBidi"/>
+      <w:b/>
+      <w:bCs/>
+      <w:color w:val="4F81BD" w:themeColor="accent1"/>
+      <w:sz w:val="26"/>
+      <w:szCs w:val="26"/>
     </w:rPr>
   </w:style>
   <w:style w:type="paragraph" w:styleId="Title">

--- a/public/templates/ai-scenario-dme-1119a.docx
+++ b/public/templates/ai-scenario-dme-1119a.docx
@@ -1440,6 +1440,922 @@
         <w:pStyle w:val="Heading2"/>
       </w:pPr>
       <w:r>
+        <w:t>RMS limit enables</w:t>
+      </w:r>
+    </w:p>
+    <w:tbl>
+      <w:tblPr>
+        <w:tblStyle w:val="TableGrid"/>
+        <w:tblW w:type="auto" w:w="0"/>
+        <w:tblLayout w:type="fixed"/>
+        <w:tblLook w:firstColumn="1" w:firstRow="1" w:lastColumn="0" w:lastRow="0" w:noHBand="0" w:noVBand="1" w:val="04A0"/>
+      </w:tblPr>
+      <w:tblGrid>
+        <w:gridCol w:w="5472"/>
+        <w:gridCol w:w="1656"/>
+        <w:gridCol w:w="2736"/>
+      </w:tblGrid>
+      <w:tr>
+        <w:trPr>
+          <w:tblHeader/>
+        </w:trPr>
+        <w:tc>
+          <w:tcPr>
+            <w:tcW w:type="dxa" w:w="5472"/>
+          </w:tcPr>
+          <w:p>
+            <w:r>
+              <w:rPr>
+                <w:b/>
+              </w:rPr>
+              <w:t>Thông số / đơn vị / giới hạn</w:t>
+            </w:r>
+          </w:p>
+        </w:tc>
+        <w:tc>
+          <w:tcPr>
+            <w:tcW w:type="dxa" w:w="1656"/>
+          </w:tcPr>
+          <w:p>
+            <w:r>
+              <w:rPr>
+                <w:b/>
+              </w:rPr>
+              <w:t>Mặc định mô phỏng</w:t>
+            </w:r>
+          </w:p>
+        </w:tc>
+        <w:tc>
+          <w:tcPr>
+            <w:tcW w:type="dxa" w:w="2736"/>
+          </w:tcPr>
+          <w:p>
+            <w:r>
+              <w:rPr>
+                <w:b/>
+              </w:rPr>
+              <w:t>Giá trị tài liệu / Nguồn/trang</w:t>
+            </w:r>
+          </w:p>
+        </w:tc>
+      </w:tr>
+      <w:tr>
+        <w:tc>
+          <w:p>
+            <w:r>
+              <w:t>RMS voltage limit 1 enabled · Bật / Tắt</w:t>
+            </w:r>
+          </w:p>
+        </w:tc>
+        <w:tc>
+          <w:p>
+            <w:r>
+              <w:t>Tắt</w:t>
+            </w:r>
+          </w:p>
+        </w:tc>
+        <w:tc>
+          <w:p>
+            <w:r>
+              <w:t>Giá trị: ______; Nguồn/trang: ______</w:t>
+            </w:r>
+          </w:p>
+        </w:tc>
+      </w:tr>
+      <w:tr>
+        <w:tc>
+          <w:p>
+            <w:r>
+              <w:t>RMS voltage limit 2 enabled · Bật / Tắt</w:t>
+            </w:r>
+          </w:p>
+        </w:tc>
+        <w:tc>
+          <w:p>
+            <w:r>
+              <w:t>Tắt</w:t>
+            </w:r>
+          </w:p>
+        </w:tc>
+        <w:tc>
+          <w:p>
+            <w:r>
+              <w:t>Giá trị: ______; Nguồn/trang: ______</w:t>
+            </w:r>
+          </w:p>
+        </w:tc>
+      </w:tr>
+      <w:tr>
+        <w:tc>
+          <w:p>
+            <w:r>
+              <w:t>RMS voltage limit 3 enabled · Bật / Tắt</w:t>
+            </w:r>
+          </w:p>
+        </w:tc>
+        <w:tc>
+          <w:p>
+            <w:r>
+              <w:t>Tắt</w:t>
+            </w:r>
+          </w:p>
+        </w:tc>
+        <w:tc>
+          <w:p>
+            <w:r>
+              <w:t>Giá trị: ______; Nguồn/trang: ______</w:t>
+            </w:r>
+          </w:p>
+        </w:tc>
+      </w:tr>
+      <w:tr>
+        <w:tc>
+          <w:p>
+            <w:r>
+              <w:t>RMS voltage limit 4 enabled · Bật / Tắt</w:t>
+            </w:r>
+          </w:p>
+        </w:tc>
+        <w:tc>
+          <w:p>
+            <w:r>
+              <w:t>Tắt</w:t>
+            </w:r>
+          </w:p>
+        </w:tc>
+        <w:tc>
+          <w:p>
+            <w:r>
+              <w:t>Giá trị: ______; Nguồn/trang: ______</w:t>
+            </w:r>
+          </w:p>
+        </w:tc>
+      </w:tr>
+      <w:tr>
+        <w:tc>
+          <w:p>
+            <w:r>
+              <w:t>RMS voltage limit 5 enabled · Bật / Tắt</w:t>
+            </w:r>
+          </w:p>
+        </w:tc>
+        <w:tc>
+          <w:p>
+            <w:r>
+              <w:t>Tắt</w:t>
+            </w:r>
+          </w:p>
+        </w:tc>
+        <w:tc>
+          <w:p>
+            <w:r>
+              <w:t>Giá trị: ______; Nguồn/trang: ______</w:t>
+            </w:r>
+          </w:p>
+        </w:tc>
+      </w:tr>
+      <w:tr>
+        <w:tc>
+          <w:p>
+            <w:r>
+              <w:t>RMS voltage limit 6 enabled · Bật / Tắt</w:t>
+            </w:r>
+          </w:p>
+        </w:tc>
+        <w:tc>
+          <w:p>
+            <w:r>
+              <w:t>Tắt</w:t>
+            </w:r>
+          </w:p>
+        </w:tc>
+        <w:tc>
+          <w:p>
+            <w:r>
+              <w:t>Giá trị: ______; Nguồn/trang: ______</w:t>
+            </w:r>
+          </w:p>
+        </w:tc>
+      </w:tr>
+      <w:tr>
+        <w:tc>
+          <w:p>
+            <w:r>
+              <w:t>RMS voltage limit 7 enabled · Bật / Tắt</w:t>
+            </w:r>
+          </w:p>
+        </w:tc>
+        <w:tc>
+          <w:p>
+            <w:r>
+              <w:t>Tắt</w:t>
+            </w:r>
+          </w:p>
+        </w:tc>
+        <w:tc>
+          <w:p>
+            <w:r>
+              <w:t>Giá trị: ______; Nguồn/trang: ______</w:t>
+            </w:r>
+          </w:p>
+        </w:tc>
+      </w:tr>
+      <w:tr>
+        <w:tc>
+          <w:p>
+            <w:r>
+              <w:t>RMS voltage limit 8 enabled · Bật / Tắt</w:t>
+            </w:r>
+          </w:p>
+        </w:tc>
+        <w:tc>
+          <w:p>
+            <w:r>
+              <w:t>Tắt</w:t>
+            </w:r>
+          </w:p>
+        </w:tc>
+        <w:tc>
+          <w:p>
+            <w:r>
+              <w:t>Giá trị: ______; Nguồn/trang: ______</w:t>
+            </w:r>
+          </w:p>
+        </w:tc>
+      </w:tr>
+      <w:tr>
+        <w:tc>
+          <w:p>
+            <w:r>
+              <w:t>RMS voltage limit 9 enabled · Bật / Tắt</w:t>
+            </w:r>
+          </w:p>
+        </w:tc>
+        <w:tc>
+          <w:p>
+            <w:r>
+              <w:t>Tắt</w:t>
+            </w:r>
+          </w:p>
+        </w:tc>
+        <w:tc>
+          <w:p>
+            <w:r>
+              <w:t>Giá trị: ______; Nguồn/trang: ______</w:t>
+            </w:r>
+          </w:p>
+        </w:tc>
+      </w:tr>
+      <w:tr>
+        <w:tc>
+          <w:p>
+            <w:r>
+              <w:t>RMS voltage limit 10 enabled · Bật / Tắt</w:t>
+            </w:r>
+          </w:p>
+        </w:tc>
+        <w:tc>
+          <w:p>
+            <w:r>
+              <w:t>Tắt</w:t>
+            </w:r>
+          </w:p>
+        </w:tc>
+        <w:tc>
+          <w:p>
+            <w:r>
+              <w:t>Giá trị: ______; Nguồn/trang: ______</w:t>
+            </w:r>
+          </w:p>
+        </w:tc>
+      </w:tr>
+      <w:tr>
+        <w:tc>
+          <w:p>
+            <w:r>
+              <w:t>RMS voltage limit 11 enabled · Bật / Tắt</w:t>
+            </w:r>
+          </w:p>
+        </w:tc>
+        <w:tc>
+          <w:p>
+            <w:r>
+              <w:t>Tắt</w:t>
+            </w:r>
+          </w:p>
+        </w:tc>
+        <w:tc>
+          <w:p>
+            <w:r>
+              <w:t>Giá trị: ______; Nguồn/trang: ______</w:t>
+            </w:r>
+          </w:p>
+        </w:tc>
+      </w:tr>
+      <w:tr>
+        <w:tc>
+          <w:p>
+            <w:r>
+              <w:t>RMS voltage limit 12 enabled · Bật / Tắt</w:t>
+            </w:r>
+          </w:p>
+        </w:tc>
+        <w:tc>
+          <w:p>
+            <w:r>
+              <w:t>Tắt</w:t>
+            </w:r>
+          </w:p>
+        </w:tc>
+        <w:tc>
+          <w:p>
+            <w:r>
+              <w:t>Giá trị: ______; Nguồn/trang: ______</w:t>
+            </w:r>
+          </w:p>
+        </w:tc>
+      </w:tr>
+      <w:tr>
+        <w:tc>
+          <w:p>
+            <w:r>
+              <w:t>RMS voltage limit 13 enabled · Bật / Tắt</w:t>
+            </w:r>
+          </w:p>
+        </w:tc>
+        <w:tc>
+          <w:p>
+            <w:r>
+              <w:t>Tắt</w:t>
+            </w:r>
+          </w:p>
+        </w:tc>
+        <w:tc>
+          <w:p>
+            <w:r>
+              <w:t>Giá trị: ______; Nguồn/trang: ______</w:t>
+            </w:r>
+          </w:p>
+        </w:tc>
+      </w:tr>
+      <w:tr>
+        <w:tc>
+          <w:p>
+            <w:r>
+              <w:t>RMS voltage limit 14 enabled · Bật / Tắt</w:t>
+            </w:r>
+          </w:p>
+        </w:tc>
+        <w:tc>
+          <w:p>
+            <w:r>
+              <w:t>Tắt</w:t>
+            </w:r>
+          </w:p>
+        </w:tc>
+        <w:tc>
+          <w:p>
+            <w:r>
+              <w:t>Giá trị: ______; Nguồn/trang: ______</w:t>
+            </w:r>
+          </w:p>
+        </w:tc>
+      </w:tr>
+      <w:tr>
+        <w:tc>
+          <w:p>
+            <w:r>
+              <w:t>RMS voltage limit 15 enabled · Bật / Tắt</w:t>
+            </w:r>
+          </w:p>
+        </w:tc>
+        <w:tc>
+          <w:p>
+            <w:r>
+              <w:t>Tắt</w:t>
+            </w:r>
+          </w:p>
+        </w:tc>
+        <w:tc>
+          <w:p>
+            <w:r>
+              <w:t>Giá trị: ______; Nguồn/trang: ______</w:t>
+            </w:r>
+          </w:p>
+        </w:tc>
+      </w:tr>
+      <w:tr>
+        <w:tc>
+          <w:p>
+            <w:r>
+              <w:t>RMS current limit 1 enabled · Bật / Tắt</w:t>
+            </w:r>
+          </w:p>
+        </w:tc>
+        <w:tc>
+          <w:p>
+            <w:r>
+              <w:t>Tắt</w:t>
+            </w:r>
+          </w:p>
+        </w:tc>
+        <w:tc>
+          <w:p>
+            <w:r>
+              <w:t>Giá trị: ______; Nguồn/trang: ______</w:t>
+            </w:r>
+          </w:p>
+        </w:tc>
+      </w:tr>
+      <w:tr>
+        <w:tc>
+          <w:p>
+            <w:r>
+              <w:t>RMS current limit 2 enabled · Bật / Tắt</w:t>
+            </w:r>
+          </w:p>
+        </w:tc>
+        <w:tc>
+          <w:p>
+            <w:r>
+              <w:t>Tắt</w:t>
+            </w:r>
+          </w:p>
+        </w:tc>
+        <w:tc>
+          <w:p>
+            <w:r>
+              <w:t>Giá trị: ______; Nguồn/trang: ______</w:t>
+            </w:r>
+          </w:p>
+        </w:tc>
+      </w:tr>
+      <w:tr>
+        <w:tc>
+          <w:p>
+            <w:r>
+              <w:t>RMS current limit 3 enabled · Bật / Tắt</w:t>
+            </w:r>
+          </w:p>
+        </w:tc>
+        <w:tc>
+          <w:p>
+            <w:r>
+              <w:t>Tắt</w:t>
+            </w:r>
+          </w:p>
+        </w:tc>
+        <w:tc>
+          <w:p>
+            <w:r>
+              <w:t>Giá trị: ______; Nguồn/trang: ______</w:t>
+            </w:r>
+          </w:p>
+        </w:tc>
+      </w:tr>
+      <w:tr>
+        <w:tc>
+          <w:p>
+            <w:r>
+              <w:t>RMS current limit 4 enabled · Bật / Tắt</w:t>
+            </w:r>
+          </w:p>
+        </w:tc>
+        <w:tc>
+          <w:p>
+            <w:r>
+              <w:t>Tắt</w:t>
+            </w:r>
+          </w:p>
+        </w:tc>
+        <w:tc>
+          <w:p>
+            <w:r>
+              <w:t>Giá trị: ______; Nguồn/trang: ______</w:t>
+            </w:r>
+          </w:p>
+        </w:tc>
+      </w:tr>
+      <w:tr>
+        <w:tc>
+          <w:p>
+            <w:r>
+              <w:t>RMS current limit 5 enabled · Bật / Tắt</w:t>
+            </w:r>
+          </w:p>
+        </w:tc>
+        <w:tc>
+          <w:p>
+            <w:r>
+              <w:t>Tắt</w:t>
+            </w:r>
+          </w:p>
+        </w:tc>
+        <w:tc>
+          <w:p>
+            <w:r>
+              <w:t>Giá trị: ______; Nguồn/trang: ______</w:t>
+            </w:r>
+          </w:p>
+        </w:tc>
+      </w:tr>
+      <w:tr>
+        <w:tc>
+          <w:p>
+            <w:r>
+              <w:t>RMS current limit 6 enabled · Bật / Tắt</w:t>
+            </w:r>
+          </w:p>
+        </w:tc>
+        <w:tc>
+          <w:p>
+            <w:r>
+              <w:t>Tắt</w:t>
+            </w:r>
+          </w:p>
+        </w:tc>
+        <w:tc>
+          <w:p>
+            <w:r>
+              <w:t>Giá trị: ______; Nguồn/trang: ______</w:t>
+            </w:r>
+          </w:p>
+        </w:tc>
+      </w:tr>
+      <w:tr>
+        <w:tc>
+          <w:p>
+            <w:r>
+              <w:t>RMS temperature limit 1 enabled · Bật / Tắt</w:t>
+            </w:r>
+          </w:p>
+        </w:tc>
+        <w:tc>
+          <w:p>
+            <w:r>
+              <w:t>Tắt</w:t>
+            </w:r>
+          </w:p>
+        </w:tc>
+        <w:tc>
+          <w:p>
+            <w:r>
+              <w:t>Giá trị: ______; Nguồn/trang: ______</w:t>
+            </w:r>
+          </w:p>
+        </w:tc>
+      </w:tr>
+      <w:tr>
+        <w:tc>
+          <w:p>
+            <w:r>
+              <w:t>RMS temperature limit 2 enabled · Bật / Tắt</w:t>
+            </w:r>
+          </w:p>
+        </w:tc>
+        <w:tc>
+          <w:p>
+            <w:r>
+              <w:t>Tắt</w:t>
+            </w:r>
+          </w:p>
+        </w:tc>
+        <w:tc>
+          <w:p>
+            <w:r>
+              <w:t>Giá trị: ______; Nguồn/trang: ______</w:t>
+            </w:r>
+          </w:p>
+        </w:tc>
+      </w:tr>
+      <w:tr>
+        <w:tc>
+          <w:p>
+            <w:r>
+              <w:t>RMS temperature limit 3 enabled · Bật / Tắt</w:t>
+            </w:r>
+          </w:p>
+        </w:tc>
+        <w:tc>
+          <w:p>
+            <w:r>
+              <w:t>Tắt</w:t>
+            </w:r>
+          </w:p>
+        </w:tc>
+        <w:tc>
+          <w:p>
+            <w:r>
+              <w:t>Giá trị: ______; Nguồn/trang: ______</w:t>
+            </w:r>
+          </w:p>
+        </w:tc>
+      </w:tr>
+      <w:tr>
+        <w:tc>
+          <w:p>
+            <w:r>
+              <w:t>RMS temperature limit 4 enabled · Bật / Tắt</w:t>
+            </w:r>
+          </w:p>
+        </w:tc>
+        <w:tc>
+          <w:p>
+            <w:r>
+              <w:t>Tắt</w:t>
+            </w:r>
+          </w:p>
+        </w:tc>
+        <w:tc>
+          <w:p>
+            <w:r>
+              <w:t>Giá trị: ______; Nguồn/trang: ______</w:t>
+            </w:r>
+          </w:p>
+        </w:tc>
+      </w:tr>
+      <w:tr>
+        <w:tc>
+          <w:p>
+            <w:r>
+              <w:t>RMS temperature limit 5 enabled · Bật / Tắt</w:t>
+            </w:r>
+          </w:p>
+        </w:tc>
+        <w:tc>
+          <w:p>
+            <w:r>
+              <w:t>Tắt</w:t>
+            </w:r>
+          </w:p>
+        </w:tc>
+        <w:tc>
+          <w:p>
+            <w:r>
+              <w:t>Giá trị: ______; Nguồn/trang: ______</w:t>
+            </w:r>
+          </w:p>
+        </w:tc>
+      </w:tr>
+      <w:tr>
+        <w:tc>
+          <w:p>
+            <w:r>
+              <w:t>RMS temperature limit 6 enabled · Bật / Tắt</w:t>
+            </w:r>
+          </w:p>
+        </w:tc>
+        <w:tc>
+          <w:p>
+            <w:r>
+              <w:t>Tắt</w:t>
+            </w:r>
+          </w:p>
+        </w:tc>
+        <w:tc>
+          <w:p>
+            <w:r>
+              <w:t>Giá trị: ______; Nguồn/trang: ______</w:t>
+            </w:r>
+          </w:p>
+        </w:tc>
+      </w:tr>
+      <w:tr>
+        <w:tc>
+          <w:p>
+            <w:r>
+              <w:t>RMS A/D limit 1 enabled · Bật / Tắt</w:t>
+            </w:r>
+          </w:p>
+        </w:tc>
+        <w:tc>
+          <w:p>
+            <w:r>
+              <w:t>Tắt</w:t>
+            </w:r>
+          </w:p>
+        </w:tc>
+        <w:tc>
+          <w:p>
+            <w:r>
+              <w:t>Giá trị: ______; Nguồn/trang: ______</w:t>
+            </w:r>
+          </w:p>
+        </w:tc>
+      </w:tr>
+      <w:tr>
+        <w:tc>
+          <w:p>
+            <w:r>
+              <w:t>RMS A/D limit 2 enabled · Bật / Tắt</w:t>
+            </w:r>
+          </w:p>
+        </w:tc>
+        <w:tc>
+          <w:p>
+            <w:r>
+              <w:t>Tắt</w:t>
+            </w:r>
+          </w:p>
+        </w:tc>
+        <w:tc>
+          <w:p>
+            <w:r>
+              <w:t>Giá trị: ______; Nguồn/trang: ______</w:t>
+            </w:r>
+          </w:p>
+        </w:tc>
+      </w:tr>
+      <w:tr>
+        <w:tc>
+          <w:p>
+            <w:r>
+              <w:t>RMS A/D limit 3 enabled · Bật / Tắt</w:t>
+            </w:r>
+          </w:p>
+        </w:tc>
+        <w:tc>
+          <w:p>
+            <w:r>
+              <w:t>Tắt</w:t>
+            </w:r>
+          </w:p>
+        </w:tc>
+        <w:tc>
+          <w:p>
+            <w:r>
+              <w:t>Giá trị: ______; Nguồn/trang: ______</w:t>
+            </w:r>
+          </w:p>
+        </w:tc>
+      </w:tr>
+      <w:tr>
+        <w:tc>
+          <w:p>
+            <w:r>
+              <w:t>RMS A/D limit 4 enabled · Bật / Tắt</w:t>
+            </w:r>
+          </w:p>
+        </w:tc>
+        <w:tc>
+          <w:p>
+            <w:r>
+              <w:t>Tắt</w:t>
+            </w:r>
+          </w:p>
+        </w:tc>
+        <w:tc>
+          <w:p>
+            <w:r>
+              <w:t>Giá trị: ______; Nguồn/trang: ______</w:t>
+            </w:r>
+          </w:p>
+        </w:tc>
+      </w:tr>
+      <w:tr>
+        <w:tc>
+          <w:p>
+            <w:r>
+              <w:t>RMS A/D limit 5 enabled · Bật / Tắt</w:t>
+            </w:r>
+          </w:p>
+        </w:tc>
+        <w:tc>
+          <w:p>
+            <w:r>
+              <w:t>Tắt</w:t>
+            </w:r>
+          </w:p>
+        </w:tc>
+        <w:tc>
+          <w:p>
+            <w:r>
+              <w:t>Giá trị: ______; Nguồn/trang: ______</w:t>
+            </w:r>
+          </w:p>
+        </w:tc>
+      </w:tr>
+      <w:tr>
+        <w:tc>
+          <w:p>
+            <w:r>
+              <w:t>RMS A/D limit 6 enabled · Bật / Tắt</w:t>
+            </w:r>
+          </w:p>
+        </w:tc>
+        <w:tc>
+          <w:p>
+            <w:r>
+              <w:t>Tắt</w:t>
+            </w:r>
+          </w:p>
+        </w:tc>
+        <w:tc>
+          <w:p>
+            <w:r>
+              <w:t>Giá trị: ______; Nguồn/trang: ______</w:t>
+            </w:r>
+          </w:p>
+        </w:tc>
+      </w:tr>
+      <w:tr>
+        <w:tc>
+          <w:p>
+            <w:r>
+              <w:t>RMS A/D limit 7 enabled · Bật / Tắt</w:t>
+            </w:r>
+          </w:p>
+        </w:tc>
+        <w:tc>
+          <w:p>
+            <w:r>
+              <w:t>Tắt</w:t>
+            </w:r>
+          </w:p>
+        </w:tc>
+        <w:tc>
+          <w:p>
+            <w:r>
+              <w:t>Giá trị: ______; Nguồn/trang: ______</w:t>
+            </w:r>
+          </w:p>
+        </w:tc>
+      </w:tr>
+      <w:tr>
+        <w:tc>
+          <w:p>
+            <w:r>
+              <w:t>RMS A/D limit 8 enabled · Bật / Tắt</w:t>
+            </w:r>
+          </w:p>
+        </w:tc>
+        <w:tc>
+          <w:p>
+            <w:r>
+              <w:t>Tắt</w:t>
+            </w:r>
+          </w:p>
+        </w:tc>
+        <w:tc>
+          <w:p>
+            <w:r>
+              <w:t>Giá trị: ______; Nguồn/trang: ______</w:t>
+            </w:r>
+          </w:p>
+        </w:tc>
+      </w:tr>
+      <w:tr>
+        <w:tc>
+          <w:p>
+            <w:r>
+              <w:t>RMS A/D limit 9 enabled · Bật / Tắt</w:t>
+            </w:r>
+          </w:p>
+        </w:tc>
+        <w:tc>
+          <w:p>
+            <w:r>
+              <w:t>Tắt</w:t>
+            </w:r>
+          </w:p>
+        </w:tc>
+        <w:tc>
+          <w:p>
+            <w:r>
+              <w:t>Giá trị: ______; Nguồn/trang: ______</w:t>
+            </w:r>
+          </w:p>
+        </w:tc>
+      </w:tr>
+      <w:tr>
+        <w:tc>
+          <w:p>
+            <w:r>
+              <w:t>RMS A/D limit 10 enabled · Bật / Tắt</w:t>
+            </w:r>
+          </w:p>
+        </w:tc>
+        <w:tc>
+          <w:p>
+            <w:r>
+              <w:t>Tắt</w:t>
+            </w:r>
+          </w:p>
+        </w:tc>
+        <w:tc>
+          <w:p>
+            <w:r>
+              <w:t>Giá trị: ______; Nguồn/trang: ______</w:t>
+            </w:r>
+          </w:p>
+        </w:tc>
+      </w:tr>
+    </w:tbl>
+    <w:p>
+      <w:pPr>
+        <w:pStyle w:val="Heading2"/>
+      </w:pPr>
+      <w:r>
         <w:t>Monitor executive alarms</w:t>
       </w:r>
     </w:p>
@@ -3013,6 +3929,807 @@
           <w:p>
             <w:r>
               <w:t>0</w:t>
+            </w:r>
+          </w:p>
+        </w:tc>
+        <w:tc>
+          <w:p>
+            <w:r>
+              <w:t>Giá trị: ______; Nguồn/trang: ______</w:t>
+            </w:r>
+          </w:p>
+        </w:tc>
+      </w:tr>
+    </w:tbl>
+    <w:p>
+      <w:pPr>
+        <w:pStyle w:val="Heading2"/>
+      </w:pPr>
+      <w:r>
+        <w:t>Monitor offsets</w:t>
+      </w:r>
+    </w:p>
+    <w:tbl>
+      <w:tblPr>
+        <w:tblStyle w:val="TableGrid"/>
+        <w:tblW w:type="auto" w:w="0"/>
+        <w:tblLayout w:type="fixed"/>
+        <w:tblLook w:firstColumn="1" w:firstRow="1" w:lastColumn="0" w:lastRow="0" w:noHBand="0" w:noVBand="1" w:val="04A0"/>
+      </w:tblPr>
+      <w:tblGrid>
+        <w:gridCol w:w="5472"/>
+        <w:gridCol w:w="1656"/>
+        <w:gridCol w:w="2736"/>
+      </w:tblGrid>
+      <w:tr>
+        <w:trPr>
+          <w:tblHeader/>
+        </w:trPr>
+        <w:tc>
+          <w:tcPr>
+            <w:tcW w:type="dxa" w:w="5472"/>
+          </w:tcPr>
+          <w:p>
+            <w:r>
+              <w:rPr>
+                <w:b/>
+              </w:rPr>
+              <w:t>Thông số / đơn vị / giới hạn</w:t>
+            </w:r>
+          </w:p>
+        </w:tc>
+        <w:tc>
+          <w:tcPr>
+            <w:tcW w:type="dxa" w:w="1656"/>
+          </w:tcPr>
+          <w:p>
+            <w:r>
+              <w:rPr>
+                <w:b/>
+              </w:rPr>
+              <w:t>Mặc định mô phỏng</w:t>
+            </w:r>
+          </w:p>
+        </w:tc>
+        <w:tc>
+          <w:tcPr>
+            <w:tcW w:type="dxa" w:w="2736"/>
+          </w:tcPr>
+          <w:p>
+            <w:r>
+              <w:rPr>
+                <w:b/>
+              </w:rPr>
+              <w:t>Giá trị tài liệu / Nguồn/trang</w:t>
+            </w:r>
+          </w:p>
+        </w:tc>
+      </w:tr>
+      <w:tr>
+        <w:tc>
+          <w:p>
+            <w:r>
+              <w:t>Monitor 1 integral Delay Offset · Đơn vị: us · ≥ -100 · ≤ 100</w:t>
+            </w:r>
+          </w:p>
+        </w:tc>
+        <w:tc>
+          <w:p>
+            <w:r>
+              <w:t>0</w:t>
+            </w:r>
+          </w:p>
+        </w:tc>
+        <w:tc>
+          <w:p>
+            <w:r>
+              <w:t>Giá trị: ______; Nguồn/trang: ______</w:t>
+            </w:r>
+          </w:p>
+        </w:tc>
+      </w:tr>
+      <w:tr>
+        <w:tc>
+          <w:p>
+            <w:r>
+              <w:t>Monitor 1 standby Delay Offset · Đơn vị: us · ≥ -100 · ≤ 100</w:t>
+            </w:r>
+          </w:p>
+        </w:tc>
+        <w:tc>
+          <w:p>
+            <w:r>
+              <w:t>0</w:t>
+            </w:r>
+          </w:p>
+        </w:tc>
+        <w:tc>
+          <w:p>
+            <w:r>
+              <w:t>Giá trị: ______; Nguồn/trang: ______</w:t>
+            </w:r>
+          </w:p>
+        </w:tc>
+      </w:tr>
+      <w:tr>
+        <w:tc>
+          <w:p>
+            <w:r>
+              <w:t>Monitor 1 integral Spacing Offset · Đơn vị: us · ≥ -100 · ≤ 100</w:t>
+            </w:r>
+          </w:p>
+        </w:tc>
+        <w:tc>
+          <w:p>
+            <w:r>
+              <w:t>0</w:t>
+            </w:r>
+          </w:p>
+        </w:tc>
+        <w:tc>
+          <w:p>
+            <w:r>
+              <w:t>Giá trị: ______; Nguồn/trang: ______</w:t>
+            </w:r>
+          </w:p>
+        </w:tc>
+      </w:tr>
+      <w:tr>
+        <w:tc>
+          <w:p>
+            <w:r>
+              <w:t>Monitor 1 standby Spacing Offset · Đơn vị: us · ≥ -100 · ≤ 100</w:t>
+            </w:r>
+          </w:p>
+        </w:tc>
+        <w:tc>
+          <w:p>
+            <w:r>
+              <w:t>0</w:t>
+            </w:r>
+          </w:p>
+        </w:tc>
+        <w:tc>
+          <w:p>
+            <w:r>
+              <w:t>Giá trị: ______; Nguồn/trang: ______</w:t>
+            </w:r>
+          </w:p>
+        </w:tc>
+      </w:tr>
+      <w:tr>
+        <w:tc>
+          <w:p>
+            <w:r>
+              <w:t>Monitor 1 standby Tx Power Scale · Đơn vị: % · ≥ 0 · ≤ 300</w:t>
+            </w:r>
+          </w:p>
+        </w:tc>
+        <w:tc>
+          <w:p>
+            <w:r>
+              <w:t>175</w:t>
+            </w:r>
+          </w:p>
+        </w:tc>
+        <w:tc>
+          <w:p>
+            <w:r>
+              <w:t>Giá trị: ______; Nguồn/trang: ______</w:t>
+            </w:r>
+          </w:p>
+        </w:tc>
+      </w:tr>
+      <w:tr>
+        <w:tc>
+          <w:p>
+            <w:r>
+              <w:t>Monitor 1 standby Tx Power Offset · Đơn vị: Watts · ≥ -5000 · ≤ 5000</w:t>
+            </w:r>
+          </w:p>
+        </w:tc>
+        <w:tc>
+          <w:p>
+            <w:r>
+              <w:t>0</w:t>
+            </w:r>
+          </w:p>
+        </w:tc>
+        <w:tc>
+          <w:p>
+            <w:r>
+              <w:t>Giá trị: ______; Nguồn/trang: ______</w:t>
+            </w:r>
+          </w:p>
+        </w:tc>
+      </w:tr>
+      <w:tr>
+        <w:tc>
+          <w:p>
+            <w:r>
+              <w:t>Monitor 1 integral Efficiency Offset · Đơn vị: % · ≥ -100 · ≤ 100</w:t>
+            </w:r>
+          </w:p>
+        </w:tc>
+        <w:tc>
+          <w:p>
+            <w:r>
+              <w:t>0</w:t>
+            </w:r>
+          </w:p>
+        </w:tc>
+        <w:tc>
+          <w:p>
+            <w:r>
+              <w:t>Giá trị: ______; Nguồn/trang: ______</w:t>
+            </w:r>
+          </w:p>
+        </w:tc>
+      </w:tr>
+      <w:tr>
+        <w:tc>
+          <w:p>
+            <w:r>
+              <w:t>Monitor 1 standby Efficiency Offset · Đơn vị: % · ≥ -100 · ≤ 100</w:t>
+            </w:r>
+          </w:p>
+        </w:tc>
+        <w:tc>
+          <w:p>
+            <w:r>
+              <w:t>0</w:t>
+            </w:r>
+          </w:p>
+        </w:tc>
+        <w:tc>
+          <w:p>
+            <w:r>
+              <w:t>Giá trị: ______; Nguồn/trang: ______</w:t>
+            </w:r>
+          </w:p>
+        </w:tc>
+      </w:tr>
+      <w:tr>
+        <w:tc>
+          <w:p>
+            <w:r>
+              <w:t>Monitor 1 integral PRF Offset · Đơn vị: ppps · ≥ -6000 · ≤ 6000</w:t>
+            </w:r>
+          </w:p>
+        </w:tc>
+        <w:tc>
+          <w:p>
+            <w:r>
+              <w:t>0</w:t>
+            </w:r>
+          </w:p>
+        </w:tc>
+        <w:tc>
+          <w:p>
+            <w:r>
+              <w:t>Giá trị: ______; Nguồn/trang: ______</w:t>
+            </w:r>
+          </w:p>
+        </w:tc>
+      </w:tr>
+      <w:tr>
+        <w:tc>
+          <w:p>
+            <w:r>
+              <w:t>Monitor 1 standby PRF Offset · Đơn vị: ppps · ≥ -6000 · ≤ 6000</w:t>
+            </w:r>
+          </w:p>
+        </w:tc>
+        <w:tc>
+          <w:p>
+            <w:r>
+              <w:t>0</w:t>
+            </w:r>
+          </w:p>
+        </w:tc>
+        <w:tc>
+          <w:p>
+            <w:r>
+              <w:t>Giá trị: ______; Nguồn/trang: ______</w:t>
+            </w:r>
+          </w:p>
+        </w:tc>
+      </w:tr>
+      <w:tr>
+        <w:tc>
+          <w:p>
+            <w:r>
+              <w:t>Monitor 1 integral Tx Frequency Offset · Đơn vị: ppm · ≥ -1000 · ≤ 1000</w:t>
+            </w:r>
+          </w:p>
+        </w:tc>
+        <w:tc>
+          <w:p>
+            <w:r>
+              <w:t>0</w:t>
+            </w:r>
+          </w:p>
+        </w:tc>
+        <w:tc>
+          <w:p>
+            <w:r>
+              <w:t>Giá trị: ______; Nguồn/trang: ______</w:t>
+            </w:r>
+          </w:p>
+        </w:tc>
+      </w:tr>
+      <w:tr>
+        <w:tc>
+          <w:p>
+            <w:r>
+              <w:t>Monitor 1 standby Tx Frequency Offset · Đơn vị: ppm · ≥ -1000 · ≤ 1000</w:t>
+            </w:r>
+          </w:p>
+        </w:tc>
+        <w:tc>
+          <w:p>
+            <w:r>
+              <w:t>0</w:t>
+            </w:r>
+          </w:p>
+        </w:tc>
+        <w:tc>
+          <w:p>
+            <w:r>
+              <w:t>Giá trị: ______; Nguồn/trang: ______</w:t>
+            </w:r>
+          </w:p>
+        </w:tc>
+      </w:tr>
+      <w:tr>
+        <w:tc>
+          <w:p>
+            <w:r>
+              <w:t>Monitor 1 integral Rx Frequency Offset · Đơn vị: ppm · ≥ -1000 · ≤ 1000</w:t>
+            </w:r>
+          </w:p>
+        </w:tc>
+        <w:tc>
+          <w:p>
+            <w:r>
+              <w:t>10</w:t>
+            </w:r>
+          </w:p>
+        </w:tc>
+        <w:tc>
+          <w:p>
+            <w:r>
+              <w:t>Giá trị: ______; Nguồn/trang: ______</w:t>
+            </w:r>
+          </w:p>
+        </w:tc>
+      </w:tr>
+      <w:tr>
+        <w:tc>
+          <w:p>
+            <w:r>
+              <w:t>Monitor 1 standby Rx Frequency Offset · Đơn vị: ppm · ≥ -1000 · ≤ 1000</w:t>
+            </w:r>
+          </w:p>
+        </w:tc>
+        <w:tc>
+          <w:p>
+            <w:r>
+              <w:t>10</w:t>
+            </w:r>
+          </w:p>
+        </w:tc>
+        <w:tc>
+          <w:p>
+            <w:r>
+              <w:t>Giá trị: ______; Nguồn/trang: ______</w:t>
+            </w:r>
+          </w:p>
+        </w:tc>
+      </w:tr>
+      <w:tr>
+        <w:tc>
+          <w:p>
+            <w:r>
+              <w:t>Monitor 1 integral ERP Offset · Đơn vị: dB · ≥ -100 · ≤ 100</w:t>
+            </w:r>
+          </w:p>
+        </w:tc>
+        <w:tc>
+          <w:p>
+            <w:r>
+              <w:t>0.3</w:t>
+            </w:r>
+          </w:p>
+        </w:tc>
+        <w:tc>
+          <w:p>
+            <w:r>
+              <w:t>Giá trị: ______; Nguồn/trang: ______</w:t>
+            </w:r>
+          </w:p>
+        </w:tc>
+      </w:tr>
+      <w:tr>
+        <w:tc>
+          <w:p>
+            <w:r>
+              <w:t>Monitor 1 integral Return Loss Offset · Đơn vị: dB · ≥ -100 · ≤ 100</w:t>
+            </w:r>
+          </w:p>
+        </w:tc>
+        <w:tc>
+          <w:p>
+            <w:r>
+              <w:t>-0.4</w:t>
+            </w:r>
+          </w:p>
+        </w:tc>
+        <w:tc>
+          <w:p>
+            <w:r>
+              <w:t>Giá trị: ______; Nguồn/trang: ______</w:t>
+            </w:r>
+          </w:p>
+        </w:tc>
+      </w:tr>
+      <w:tr>
+        <w:tc>
+          <w:p>
+            <w:r>
+              <w:t>Monitor 2 integral Delay Offset · Đơn vị: us · ≥ -100 · ≤ 100</w:t>
+            </w:r>
+          </w:p>
+        </w:tc>
+        <w:tc>
+          <w:p>
+            <w:r>
+              <w:t>0</w:t>
+            </w:r>
+          </w:p>
+        </w:tc>
+        <w:tc>
+          <w:p>
+            <w:r>
+              <w:t>Giá trị: ______; Nguồn/trang: ______</w:t>
+            </w:r>
+          </w:p>
+        </w:tc>
+      </w:tr>
+      <w:tr>
+        <w:tc>
+          <w:p>
+            <w:r>
+              <w:t>Monitor 2 standby Delay Offset · Đơn vị: us · ≥ -100 · ≤ 100</w:t>
+            </w:r>
+          </w:p>
+        </w:tc>
+        <w:tc>
+          <w:p>
+            <w:r>
+              <w:t>0</w:t>
+            </w:r>
+          </w:p>
+        </w:tc>
+        <w:tc>
+          <w:p>
+            <w:r>
+              <w:t>Giá trị: ______; Nguồn/trang: ______</w:t>
+            </w:r>
+          </w:p>
+        </w:tc>
+      </w:tr>
+      <w:tr>
+        <w:tc>
+          <w:p>
+            <w:r>
+              <w:t>Monitor 2 integral Spacing Offset · Đơn vị: us · ≥ -100 · ≤ 100</w:t>
+            </w:r>
+          </w:p>
+        </w:tc>
+        <w:tc>
+          <w:p>
+            <w:r>
+              <w:t>0</w:t>
+            </w:r>
+          </w:p>
+        </w:tc>
+        <w:tc>
+          <w:p>
+            <w:r>
+              <w:t>Giá trị: ______; Nguồn/trang: ______</w:t>
+            </w:r>
+          </w:p>
+        </w:tc>
+      </w:tr>
+      <w:tr>
+        <w:tc>
+          <w:p>
+            <w:r>
+              <w:t>Monitor 2 standby Spacing Offset · Đơn vị: us · ≥ -100 · ≤ 100</w:t>
+            </w:r>
+          </w:p>
+        </w:tc>
+        <w:tc>
+          <w:p>
+            <w:r>
+              <w:t>0</w:t>
+            </w:r>
+          </w:p>
+        </w:tc>
+        <w:tc>
+          <w:p>
+            <w:r>
+              <w:t>Giá trị: ______; Nguồn/trang: ______</w:t>
+            </w:r>
+          </w:p>
+        </w:tc>
+      </w:tr>
+      <w:tr>
+        <w:tc>
+          <w:p>
+            <w:r>
+              <w:t>Monitor 2 standby Tx Power Scale · Đơn vị: % · ≥ 0 · ≤ 300</w:t>
+            </w:r>
+          </w:p>
+        </w:tc>
+        <w:tc>
+          <w:p>
+            <w:r>
+              <w:t>175</w:t>
+            </w:r>
+          </w:p>
+        </w:tc>
+        <w:tc>
+          <w:p>
+            <w:r>
+              <w:t>Giá trị: ______; Nguồn/trang: ______</w:t>
+            </w:r>
+          </w:p>
+        </w:tc>
+      </w:tr>
+      <w:tr>
+        <w:tc>
+          <w:p>
+            <w:r>
+              <w:t>Monitor 2 standby Tx Power Offset · Đơn vị: Watts · ≥ -5000 · ≤ 5000</w:t>
+            </w:r>
+          </w:p>
+        </w:tc>
+        <w:tc>
+          <w:p>
+            <w:r>
+              <w:t>0</w:t>
+            </w:r>
+          </w:p>
+        </w:tc>
+        <w:tc>
+          <w:p>
+            <w:r>
+              <w:t>Giá trị: ______; Nguồn/trang: ______</w:t>
+            </w:r>
+          </w:p>
+        </w:tc>
+      </w:tr>
+      <w:tr>
+        <w:tc>
+          <w:p>
+            <w:r>
+              <w:t>Monitor 2 integral Efficiency Offset · Đơn vị: % · ≥ -100 · ≤ 100</w:t>
+            </w:r>
+          </w:p>
+        </w:tc>
+        <w:tc>
+          <w:p>
+            <w:r>
+              <w:t>0</w:t>
+            </w:r>
+          </w:p>
+        </w:tc>
+        <w:tc>
+          <w:p>
+            <w:r>
+              <w:t>Giá trị: ______; Nguồn/trang: ______</w:t>
+            </w:r>
+          </w:p>
+        </w:tc>
+      </w:tr>
+      <w:tr>
+        <w:tc>
+          <w:p>
+            <w:r>
+              <w:t>Monitor 2 standby Efficiency Offset · Đơn vị: % · ≥ -100 · ≤ 100</w:t>
+            </w:r>
+          </w:p>
+        </w:tc>
+        <w:tc>
+          <w:p>
+            <w:r>
+              <w:t>0</w:t>
+            </w:r>
+          </w:p>
+        </w:tc>
+        <w:tc>
+          <w:p>
+            <w:r>
+              <w:t>Giá trị: ______; Nguồn/trang: ______</w:t>
+            </w:r>
+          </w:p>
+        </w:tc>
+      </w:tr>
+      <w:tr>
+        <w:tc>
+          <w:p>
+            <w:r>
+              <w:t>Monitor 2 integral PRF Offset · Đơn vị: ppps · ≥ -6000 · ≤ 6000</w:t>
+            </w:r>
+          </w:p>
+        </w:tc>
+        <w:tc>
+          <w:p>
+            <w:r>
+              <w:t>0</w:t>
+            </w:r>
+          </w:p>
+        </w:tc>
+        <w:tc>
+          <w:p>
+            <w:r>
+              <w:t>Giá trị: ______; Nguồn/trang: ______</w:t>
+            </w:r>
+          </w:p>
+        </w:tc>
+      </w:tr>
+      <w:tr>
+        <w:tc>
+          <w:p>
+            <w:r>
+              <w:t>Monitor 2 standby PRF Offset · Đơn vị: ppps · ≥ -6000 · ≤ 6000</w:t>
+            </w:r>
+          </w:p>
+        </w:tc>
+        <w:tc>
+          <w:p>
+            <w:r>
+              <w:t>0</w:t>
+            </w:r>
+          </w:p>
+        </w:tc>
+        <w:tc>
+          <w:p>
+            <w:r>
+              <w:t>Giá trị: ______; Nguồn/trang: ______</w:t>
+            </w:r>
+          </w:p>
+        </w:tc>
+      </w:tr>
+      <w:tr>
+        <w:tc>
+          <w:p>
+            <w:r>
+              <w:t>Monitor 2 integral Tx Frequency Offset · Đơn vị: ppm · ≥ -1000 · ≤ 1000</w:t>
+            </w:r>
+          </w:p>
+        </w:tc>
+        <w:tc>
+          <w:p>
+            <w:r>
+              <w:t>0</w:t>
+            </w:r>
+          </w:p>
+        </w:tc>
+        <w:tc>
+          <w:p>
+            <w:r>
+              <w:t>Giá trị: ______; Nguồn/trang: ______</w:t>
+            </w:r>
+          </w:p>
+        </w:tc>
+      </w:tr>
+      <w:tr>
+        <w:tc>
+          <w:p>
+            <w:r>
+              <w:t>Monitor 2 standby Tx Frequency Offset · Đơn vị: ppm · ≥ -1000 · ≤ 1000</w:t>
+            </w:r>
+          </w:p>
+        </w:tc>
+        <w:tc>
+          <w:p>
+            <w:r>
+              <w:t>0</w:t>
+            </w:r>
+          </w:p>
+        </w:tc>
+        <w:tc>
+          <w:p>
+            <w:r>
+              <w:t>Giá trị: ______; Nguồn/trang: ______</w:t>
+            </w:r>
+          </w:p>
+        </w:tc>
+      </w:tr>
+      <w:tr>
+        <w:tc>
+          <w:p>
+            <w:r>
+              <w:t>Monitor 2 integral Rx Frequency Offset · Đơn vị: ppm · ≥ -1000 · ≤ 1000</w:t>
+            </w:r>
+          </w:p>
+        </w:tc>
+        <w:tc>
+          <w:p>
+            <w:r>
+              <w:t>10</w:t>
+            </w:r>
+          </w:p>
+        </w:tc>
+        <w:tc>
+          <w:p>
+            <w:r>
+              <w:t>Giá trị: ______; Nguồn/trang: ______</w:t>
+            </w:r>
+          </w:p>
+        </w:tc>
+      </w:tr>
+      <w:tr>
+        <w:tc>
+          <w:p>
+            <w:r>
+              <w:t>Monitor 2 standby Rx Frequency Offset · Đơn vị: ppm · ≥ -1000 · ≤ 1000</w:t>
+            </w:r>
+          </w:p>
+        </w:tc>
+        <w:tc>
+          <w:p>
+            <w:r>
+              <w:t>10</w:t>
+            </w:r>
+          </w:p>
+        </w:tc>
+        <w:tc>
+          <w:p>
+            <w:r>
+              <w:t>Giá trị: ______; Nguồn/trang: ______</w:t>
+            </w:r>
+          </w:p>
+        </w:tc>
+      </w:tr>
+      <w:tr>
+        <w:tc>
+          <w:p>
+            <w:r>
+              <w:t>Monitor 2 integral ERP Offset · Đơn vị: dB · ≥ -100 · ≤ 100</w:t>
+            </w:r>
+          </w:p>
+        </w:tc>
+        <w:tc>
+          <w:p>
+            <w:r>
+              <w:t>0.3</w:t>
+            </w:r>
+          </w:p>
+        </w:tc>
+        <w:tc>
+          <w:p>
+            <w:r>
+              <w:t>Giá trị: ______; Nguồn/trang: ______</w:t>
+            </w:r>
+          </w:p>
+        </w:tc>
+      </w:tr>
+      <w:tr>
+        <w:tc>
+          <w:p>
+            <w:r>
+              <w:t>Monitor 2 integral Return Loss Offset · Đơn vị: dB · ≥ -100 · ≤ 100</w:t>
+            </w:r>
+          </w:p>
+        </w:tc>
+        <w:tc>
+          <w:p>
+            <w:r>
+              <w:t>-0.4</w:t>
             </w:r>
           </w:p>
         </w:tc>
